--- a/doc_tables/best_cats_heteroaromatic.docx
+++ b/doc_tables/best_cats_heteroaromatic.docx
@@ -556,6 +556,88 @@
           </w:tcPr>
           <w:p>
             <w:r>
+              <w:t>Ni</w:t>
+            </w:r>
+          </w:p>
+        </w:tc>
+        <w:tc>
+          <w:tcPr>
+            <w:tcW w:type="dxa" w:w="1080"/>
+          </w:tcPr>
+          <w:p>
+            <w:r>
+              <w:t>8</w:t>
+            </w:r>
+          </w:p>
+        </w:tc>
+        <w:tc>
+          <w:tcPr>
+            <w:tcW w:type="dxa" w:w="1080"/>
+          </w:tcPr>
+          <w:p>
+            <w:r>
+              <w:t>(32640/200.0°C/tBuONa/NiNNN/inert/10.1021/acs.organomet.0c00233/2020)</w:t>
+            </w:r>
+          </w:p>
+        </w:tc>
+        <w:tc>
+          <w:tcPr>
+            <w:tcW w:type="dxa" w:w="1080"/>
+          </w:tcPr>
+          <w:p>
+            <w:r>
+              <w:t>(32640/200.0°C/tBuONa/NiNNN/inert/10.1021/acs.organomet.0c00233/2020)</w:t>
+            </w:r>
+          </w:p>
+        </w:tc>
+        <w:tc>
+          <w:tcPr>
+            <w:tcW w:type="dxa" w:w="1080"/>
+          </w:tcPr>
+          <w:p>
+            <w:r>
+              <w:t>(95/110.0°C/tBuOK/NiBr2(PPh3)2/oxygen/10.1021/acs.joc.1c00510/2021)</w:t>
+            </w:r>
+          </w:p>
+        </w:tc>
+        <w:tc>
+          <w:tcPr>
+            <w:tcW w:type="dxa" w:w="1080"/>
+          </w:tcPr>
+          <w:p>
+            <w:r>
+              <w:t>no data</w:t>
+            </w:r>
+          </w:p>
+        </w:tc>
+        <w:tc>
+          <w:tcPr>
+            <w:tcW w:type="dxa" w:w="1080"/>
+          </w:tcPr>
+          <w:p>
+            <w:r>
+              <w:t>no data</w:t>
+            </w:r>
+          </w:p>
+        </w:tc>
+        <w:tc>
+          <w:tcPr>
+            <w:tcW w:type="dxa" w:w="1080"/>
+          </w:tcPr>
+          <w:p>
+            <w:r>
+              <w:t>['tBuOK', 'KOH', 'KOt-Amyl']</w:t>
+            </w:r>
+          </w:p>
+        </w:tc>
+      </w:tr>
+      <w:tr>
+        <w:tc>
+          <w:tcPr>
+            <w:tcW w:type="dxa" w:w="1080"/>
+          </w:tcPr>
+          <w:p>
+            <w:r>
               <w:t>no metal</w:t>
             </w:r>
           </w:p>
@@ -627,88 +709,6 @@
           <w:p>
             <w:r>
               <w:t>['tBuOK', 'NaOH', 'KOH']</w:t>
-            </w:r>
-          </w:p>
-        </w:tc>
-      </w:tr>
-      <w:tr>
-        <w:tc>
-          <w:tcPr>
-            <w:tcW w:type="dxa" w:w="1080"/>
-          </w:tcPr>
-          <w:p>
-            <w:r>
-              <w:t>Ni</w:t>
-            </w:r>
-          </w:p>
-        </w:tc>
-        <w:tc>
-          <w:tcPr>
-            <w:tcW w:type="dxa" w:w="1080"/>
-          </w:tcPr>
-          <w:p>
-            <w:r>
-              <w:t>8</w:t>
-            </w:r>
-          </w:p>
-        </w:tc>
-        <w:tc>
-          <w:tcPr>
-            <w:tcW w:type="dxa" w:w="1080"/>
-          </w:tcPr>
-          <w:p>
-            <w:r>
-              <w:t>(32640/200.0°C/tBuONa/NiNNN/inert/10.1021/acs.organomet.0c00233/2020)</w:t>
-            </w:r>
-          </w:p>
-        </w:tc>
-        <w:tc>
-          <w:tcPr>
-            <w:tcW w:type="dxa" w:w="1080"/>
-          </w:tcPr>
-          <w:p>
-            <w:r>
-              <w:t>(32640/200.0°C/tBuONa/NiNNN/inert/10.1021/acs.organomet.0c00233/2020)</w:t>
-            </w:r>
-          </w:p>
-        </w:tc>
-        <w:tc>
-          <w:tcPr>
-            <w:tcW w:type="dxa" w:w="1080"/>
-          </w:tcPr>
-          <w:p>
-            <w:r>
-              <w:t>(95/110.0°C/tBuOK/NiBr2(PPh3)2/oxygen/10.1021/acs.joc.1c00510/2021)</w:t>
-            </w:r>
-          </w:p>
-        </w:tc>
-        <w:tc>
-          <w:tcPr>
-            <w:tcW w:type="dxa" w:w="1080"/>
-          </w:tcPr>
-          <w:p>
-            <w:r>
-              <w:t>no data</w:t>
-            </w:r>
-          </w:p>
-        </w:tc>
-        <w:tc>
-          <w:tcPr>
-            <w:tcW w:type="dxa" w:w="1080"/>
-          </w:tcPr>
-          <w:p>
-            <w:r>
-              <w:t>no data</w:t>
-            </w:r>
-          </w:p>
-        </w:tc>
-        <w:tc>
-          <w:tcPr>
-            <w:tcW w:type="dxa" w:w="1080"/>
-          </w:tcPr>
-          <w:p>
-            <w:r>
-              <w:t>['tBuOK', 'KOH', 'KOt-Amyl']</w:t>
             </w:r>
           </w:p>
         </w:tc>
@@ -884,6 +884,88 @@
           </w:tcPr>
           <w:p>
             <w:r>
+              <w:t>Zn</w:t>
+            </w:r>
+          </w:p>
+        </w:tc>
+        <w:tc>
+          <w:tcPr>
+            <w:tcW w:type="dxa" w:w="1080"/>
+          </w:tcPr>
+          <w:p>
+            <w:r>
+              <w:t>3</w:t>
+            </w:r>
+          </w:p>
+        </w:tc>
+        <w:tc>
+          <w:tcPr>
+            <w:tcW w:type="dxa" w:w="1080"/>
+          </w:tcPr>
+          <w:p>
+            <w:r>
+              <w:t>(110/120.0°C/KOH/CNS@Zn1-AA/inert/10.3390/nano13030445/2023)</w:t>
+            </w:r>
+          </w:p>
+        </w:tc>
+        <w:tc>
+          <w:tcPr>
+            <w:tcW w:type="dxa" w:w="1080"/>
+          </w:tcPr>
+          <w:p>
+            <w:r>
+              <w:t>(110/120.0°C/KOH/CNS@Zn1-AA/inert/10.3390/nano13030445/2023)</w:t>
+            </w:r>
+          </w:p>
+        </w:tc>
+        <w:tc>
+          <w:tcPr>
+            <w:tcW w:type="dxa" w:w="1080"/>
+          </w:tcPr>
+          <w:p>
+            <w:r>
+              <w:t>(26/120.0°C/tBuOK/(NNN2)ZnCl2/inert/10.1021/acs.joc.2c01773/2022)</w:t>
+            </w:r>
+          </w:p>
+        </w:tc>
+        <w:tc>
+          <w:tcPr>
+            <w:tcW w:type="dxa" w:w="1080"/>
+          </w:tcPr>
+          <w:p>
+            <w:r>
+              <w:t>no data</w:t>
+            </w:r>
+          </w:p>
+        </w:tc>
+        <w:tc>
+          <w:tcPr>
+            <w:tcW w:type="dxa" w:w="1080"/>
+          </w:tcPr>
+          <w:p>
+            <w:r>
+              <w:t>no data</w:t>
+            </w:r>
+          </w:p>
+        </w:tc>
+        <w:tc>
+          <w:tcPr>
+            <w:tcW w:type="dxa" w:w="1080"/>
+          </w:tcPr>
+          <w:p>
+            <w:r>
+              <w:t>['tBuOK', 'KOH']</w:t>
+            </w:r>
+          </w:p>
+        </w:tc>
+      </w:tr>
+      <w:tr>
+        <w:tc>
+          <w:tcPr>
+            <w:tcW w:type="dxa" w:w="1080"/>
+          </w:tcPr>
+          <w:p>
+            <w:r>
               <w:t>Rh</w:t>
             </w:r>
           </w:p>
@@ -1048,88 +1130,6 @@
           </w:tcPr>
           <w:p>
             <w:r>
-              <w:t>Zn</w:t>
-            </w:r>
-          </w:p>
-        </w:tc>
-        <w:tc>
-          <w:tcPr>
-            <w:tcW w:type="dxa" w:w="1080"/>
-          </w:tcPr>
-          <w:p>
-            <w:r>
-              <w:t>3</w:t>
-            </w:r>
-          </w:p>
-        </w:tc>
-        <w:tc>
-          <w:tcPr>
-            <w:tcW w:type="dxa" w:w="1080"/>
-          </w:tcPr>
-          <w:p>
-            <w:r>
-              <w:t>(110/120.0°C/KOH/CNS@Zn1-AA/inert/10.3390/nano13030445/2023)</w:t>
-            </w:r>
-          </w:p>
-        </w:tc>
-        <w:tc>
-          <w:tcPr>
-            <w:tcW w:type="dxa" w:w="1080"/>
-          </w:tcPr>
-          <w:p>
-            <w:r>
-              <w:t>(110/120.0°C/KOH/CNS@Zn1-AA/inert/10.3390/nano13030445/2023)</w:t>
-            </w:r>
-          </w:p>
-        </w:tc>
-        <w:tc>
-          <w:tcPr>
-            <w:tcW w:type="dxa" w:w="1080"/>
-          </w:tcPr>
-          <w:p>
-            <w:r>
-              <w:t>(26/120.0°C/tBuOK/(NNN2)ZnCl2/inert/10.1021/acs.joc.2c01773/2022)</w:t>
-            </w:r>
-          </w:p>
-        </w:tc>
-        <w:tc>
-          <w:tcPr>
-            <w:tcW w:type="dxa" w:w="1080"/>
-          </w:tcPr>
-          <w:p>
-            <w:r>
-              <w:t>no data</w:t>
-            </w:r>
-          </w:p>
-        </w:tc>
-        <w:tc>
-          <w:tcPr>
-            <w:tcW w:type="dxa" w:w="1080"/>
-          </w:tcPr>
-          <w:p>
-            <w:r>
-              <w:t>no data</w:t>
-            </w:r>
-          </w:p>
-        </w:tc>
-        <w:tc>
-          <w:tcPr>
-            <w:tcW w:type="dxa" w:w="1080"/>
-          </w:tcPr>
-          <w:p>
-            <w:r>
-              <w:t>['tBuOK', 'KOH']</w:t>
-            </w:r>
-          </w:p>
-        </w:tc>
-      </w:tr>
-      <w:tr>
-        <w:tc>
-          <w:tcPr>
-            <w:tcW w:type="dxa" w:w="1080"/>
-          </w:tcPr>
-          <w:p>
-            <w:r>
               <w:t>Ag</w:t>
             </w:r>
           </w:p>
@@ -1201,6 +1201,252 @@
           <w:p>
             <w:r>
               <w:t>['tBuOK', 'NaOH']</w:t>
+            </w:r>
+          </w:p>
+        </w:tc>
+      </w:tr>
+      <w:tr>
+        <w:tc>
+          <w:tcPr>
+            <w:tcW w:type="dxa" w:w="1080"/>
+          </w:tcPr>
+          <w:p>
+            <w:r>
+              <w:t>W</w:t>
+            </w:r>
+          </w:p>
+        </w:tc>
+        <w:tc>
+          <w:tcPr>
+            <w:tcW w:type="dxa" w:w="1080"/>
+          </w:tcPr>
+          <w:p>
+            <w:r>
+              <w:t>1</w:t>
+            </w:r>
+          </w:p>
+        </w:tc>
+        <w:tc>
+          <w:tcPr>
+            <w:tcW w:type="dxa" w:w="1080"/>
+          </w:tcPr>
+          <w:p>
+            <w:r>
+              <w:t>(93/130.0°C/tBuOK/w(co)6/inert/10.1002/cssc.202002830/2020)</w:t>
+            </w:r>
+          </w:p>
+        </w:tc>
+        <w:tc>
+          <w:tcPr>
+            <w:tcW w:type="dxa" w:w="1080"/>
+          </w:tcPr>
+          <w:p>
+            <w:r>
+              <w:t>(93/130.0°C/tBuOK/w(co)6/inert/10.1002/cssc.202002830/2020)</w:t>
+            </w:r>
+          </w:p>
+        </w:tc>
+        <w:tc>
+          <w:tcPr>
+            <w:tcW w:type="dxa" w:w="1080"/>
+          </w:tcPr>
+          <w:p>
+            <w:r>
+              <w:t>(86/130.0°C/tBuOK/w(co)6/inert/10.1002/cssc.202002830/2020)</w:t>
+            </w:r>
+          </w:p>
+        </w:tc>
+        <w:tc>
+          <w:tcPr>
+            <w:tcW w:type="dxa" w:w="1080"/>
+          </w:tcPr>
+          <w:p>
+            <w:r>
+              <w:t>no data</w:t>
+            </w:r>
+          </w:p>
+        </w:tc>
+        <w:tc>
+          <w:tcPr>
+            <w:tcW w:type="dxa" w:w="1080"/>
+          </w:tcPr>
+          <w:p>
+            <w:r>
+              <w:t>no data</w:t>
+            </w:r>
+          </w:p>
+        </w:tc>
+        <w:tc>
+          <w:tcPr>
+            <w:tcW w:type="dxa" w:w="1080"/>
+          </w:tcPr>
+          <w:p>
+            <w:r>
+              <w:t>['tBuOK']</w:t>
+            </w:r>
+          </w:p>
+        </w:tc>
+      </w:tr>
+      <w:tr>
+        <w:tc>
+          <w:tcPr>
+            <w:tcW w:type="dxa" w:w="1080"/>
+          </w:tcPr>
+          <w:p>
+            <w:r>
+              <w:t>Cr</w:t>
+            </w:r>
+          </w:p>
+        </w:tc>
+        <w:tc>
+          <w:tcPr>
+            <w:tcW w:type="dxa" w:w="1080"/>
+          </w:tcPr>
+          <w:p>
+            <w:r>
+              <w:t>1</w:t>
+            </w:r>
+          </w:p>
+        </w:tc>
+        <w:tc>
+          <w:tcPr>
+            <w:tcW w:type="dxa" w:w="1080"/>
+          </w:tcPr>
+          <w:p>
+            <w:r>
+              <w:t>(29/150.0°C/tBuOK/CrNNN/inert/10.1002/anie.202001704/2020)</w:t>
+            </w:r>
+          </w:p>
+        </w:tc>
+        <w:tc>
+          <w:tcPr>
+            <w:tcW w:type="dxa" w:w="1080"/>
+          </w:tcPr>
+          <w:p>
+            <w:r>
+              <w:t>(29/150.0°C/tBuOK/CrNNN/inert/10.1002/anie.202001704/2020)</w:t>
+            </w:r>
+          </w:p>
+        </w:tc>
+        <w:tc>
+          <w:tcPr>
+            <w:tcW w:type="dxa" w:w="1080"/>
+          </w:tcPr>
+          <w:p>
+            <w:r>
+              <w:t>(29/150.0°C/tBuOK/CrNNN/inert/10.1002/anie.202001704/2020)</w:t>
+            </w:r>
+          </w:p>
+        </w:tc>
+        <w:tc>
+          <w:tcPr>
+            <w:tcW w:type="dxa" w:w="1080"/>
+          </w:tcPr>
+          <w:p>
+            <w:r>
+              <w:t>no data</w:t>
+            </w:r>
+          </w:p>
+        </w:tc>
+        <w:tc>
+          <w:tcPr>
+            <w:tcW w:type="dxa" w:w="1080"/>
+          </w:tcPr>
+          <w:p>
+            <w:r>
+              <w:t>no data</w:t>
+            </w:r>
+          </w:p>
+        </w:tc>
+        <w:tc>
+          <w:tcPr>
+            <w:tcW w:type="dxa" w:w="1080"/>
+          </w:tcPr>
+          <w:p>
+            <w:r>
+              <w:t>['tBuOK']</w:t>
+            </w:r>
+          </w:p>
+        </w:tc>
+      </w:tr>
+      <w:tr>
+        <w:tc>
+          <w:tcPr>
+            <w:tcW w:type="dxa" w:w="1080"/>
+          </w:tcPr>
+          <w:p>
+            <w:r>
+              <w:t>Au</w:t>
+            </w:r>
+          </w:p>
+        </w:tc>
+        <w:tc>
+          <w:tcPr>
+            <w:tcW w:type="dxa" w:w="1080"/>
+          </w:tcPr>
+          <w:p>
+            <w:r>
+              <w:t>1</w:t>
+            </w:r>
+          </w:p>
+        </w:tc>
+        <w:tc>
+          <w:tcPr>
+            <w:tcW w:type="dxa" w:w="1080"/>
+          </w:tcPr>
+          <w:p>
+            <w:r>
+              <w:t>(9/100.0°C/tBuOK/Ph3PAuCl/inert/10.1016/j.tet.2014.10.007/2014)</w:t>
+            </w:r>
+          </w:p>
+        </w:tc>
+        <w:tc>
+          <w:tcPr>
+            <w:tcW w:type="dxa" w:w="1080"/>
+          </w:tcPr>
+          <w:p>
+            <w:r>
+              <w:t>(9/100.0°C/tBuOK/Ph3PAuCl/inert/10.1016/j.tet.2014.10.007/2014)</w:t>
+            </w:r>
+          </w:p>
+        </w:tc>
+        <w:tc>
+          <w:tcPr>
+            <w:tcW w:type="dxa" w:w="1080"/>
+          </w:tcPr>
+          <w:p>
+            <w:r>
+              <w:t>(9/100.0°C/tBuOK/Ph3PAuCl/inert/10.1016/j.tet.2014.10.007/2014)</w:t>
+            </w:r>
+          </w:p>
+        </w:tc>
+        <w:tc>
+          <w:tcPr>
+            <w:tcW w:type="dxa" w:w="1080"/>
+          </w:tcPr>
+          <w:p>
+            <w:r>
+              <w:t>no data</w:t>
+            </w:r>
+          </w:p>
+        </w:tc>
+        <w:tc>
+          <w:tcPr>
+            <w:tcW w:type="dxa" w:w="1080"/>
+          </w:tcPr>
+          <w:p>
+            <w:r>
+              <w:t>no data</w:t>
+            </w:r>
+          </w:p>
+        </w:tc>
+        <w:tc>
+          <w:tcPr>
+            <w:tcW w:type="dxa" w:w="1080"/>
+          </w:tcPr>
+          <w:p>
+            <w:r>
+              <w:t>['tBuOK']</w:t>
             </w:r>
           </w:p>
         </w:tc>
@@ -1365,252 +1611,6 @@
           <w:p>
             <w:r>
               <w:t>['no base']</w:t>
-            </w:r>
-          </w:p>
-        </w:tc>
-      </w:tr>
-      <w:tr>
-        <w:tc>
-          <w:tcPr>
-            <w:tcW w:type="dxa" w:w="1080"/>
-          </w:tcPr>
-          <w:p>
-            <w:r>
-              <w:t>Au</w:t>
-            </w:r>
-          </w:p>
-        </w:tc>
-        <w:tc>
-          <w:tcPr>
-            <w:tcW w:type="dxa" w:w="1080"/>
-          </w:tcPr>
-          <w:p>
-            <w:r>
-              <w:t>1</w:t>
-            </w:r>
-          </w:p>
-        </w:tc>
-        <w:tc>
-          <w:tcPr>
-            <w:tcW w:type="dxa" w:w="1080"/>
-          </w:tcPr>
-          <w:p>
-            <w:r>
-              <w:t>(9/100.0°C/tBuOK/Ph3PAuCl/inert/10.1016/j.tet.2014.10.007/2014)</w:t>
-            </w:r>
-          </w:p>
-        </w:tc>
-        <w:tc>
-          <w:tcPr>
-            <w:tcW w:type="dxa" w:w="1080"/>
-          </w:tcPr>
-          <w:p>
-            <w:r>
-              <w:t>(9/100.0°C/tBuOK/Ph3PAuCl/inert/10.1016/j.tet.2014.10.007/2014)</w:t>
-            </w:r>
-          </w:p>
-        </w:tc>
-        <w:tc>
-          <w:tcPr>
-            <w:tcW w:type="dxa" w:w="1080"/>
-          </w:tcPr>
-          <w:p>
-            <w:r>
-              <w:t>(9/100.0°C/tBuOK/Ph3PAuCl/inert/10.1016/j.tet.2014.10.007/2014)</w:t>
-            </w:r>
-          </w:p>
-        </w:tc>
-        <w:tc>
-          <w:tcPr>
-            <w:tcW w:type="dxa" w:w="1080"/>
-          </w:tcPr>
-          <w:p>
-            <w:r>
-              <w:t>no data</w:t>
-            </w:r>
-          </w:p>
-        </w:tc>
-        <w:tc>
-          <w:tcPr>
-            <w:tcW w:type="dxa" w:w="1080"/>
-          </w:tcPr>
-          <w:p>
-            <w:r>
-              <w:t>no data</w:t>
-            </w:r>
-          </w:p>
-        </w:tc>
-        <w:tc>
-          <w:tcPr>
-            <w:tcW w:type="dxa" w:w="1080"/>
-          </w:tcPr>
-          <w:p>
-            <w:r>
-              <w:t>['tBuOK']</w:t>
-            </w:r>
-          </w:p>
-        </w:tc>
-      </w:tr>
-      <w:tr>
-        <w:tc>
-          <w:tcPr>
-            <w:tcW w:type="dxa" w:w="1080"/>
-          </w:tcPr>
-          <w:p>
-            <w:r>
-              <w:t>Cr</w:t>
-            </w:r>
-          </w:p>
-        </w:tc>
-        <w:tc>
-          <w:tcPr>
-            <w:tcW w:type="dxa" w:w="1080"/>
-          </w:tcPr>
-          <w:p>
-            <w:r>
-              <w:t>1</w:t>
-            </w:r>
-          </w:p>
-        </w:tc>
-        <w:tc>
-          <w:tcPr>
-            <w:tcW w:type="dxa" w:w="1080"/>
-          </w:tcPr>
-          <w:p>
-            <w:r>
-              <w:t>(29/150.0°C/tBuOK/CrNNN/inert/10.1002/anie.202001704/2020)</w:t>
-            </w:r>
-          </w:p>
-        </w:tc>
-        <w:tc>
-          <w:tcPr>
-            <w:tcW w:type="dxa" w:w="1080"/>
-          </w:tcPr>
-          <w:p>
-            <w:r>
-              <w:t>(29/150.0°C/tBuOK/CrNNN/inert/10.1002/anie.202001704/2020)</w:t>
-            </w:r>
-          </w:p>
-        </w:tc>
-        <w:tc>
-          <w:tcPr>
-            <w:tcW w:type="dxa" w:w="1080"/>
-          </w:tcPr>
-          <w:p>
-            <w:r>
-              <w:t>(29/150.0°C/tBuOK/CrNNN/inert/10.1002/anie.202001704/2020)</w:t>
-            </w:r>
-          </w:p>
-        </w:tc>
-        <w:tc>
-          <w:tcPr>
-            <w:tcW w:type="dxa" w:w="1080"/>
-          </w:tcPr>
-          <w:p>
-            <w:r>
-              <w:t>no data</w:t>
-            </w:r>
-          </w:p>
-        </w:tc>
-        <w:tc>
-          <w:tcPr>
-            <w:tcW w:type="dxa" w:w="1080"/>
-          </w:tcPr>
-          <w:p>
-            <w:r>
-              <w:t>no data</w:t>
-            </w:r>
-          </w:p>
-        </w:tc>
-        <w:tc>
-          <w:tcPr>
-            <w:tcW w:type="dxa" w:w="1080"/>
-          </w:tcPr>
-          <w:p>
-            <w:r>
-              <w:t>['tBuOK']</w:t>
-            </w:r>
-          </w:p>
-        </w:tc>
-      </w:tr>
-      <w:tr>
-        <w:tc>
-          <w:tcPr>
-            <w:tcW w:type="dxa" w:w="1080"/>
-          </w:tcPr>
-          <w:p>
-            <w:r>
-              <w:t>W</w:t>
-            </w:r>
-          </w:p>
-        </w:tc>
-        <w:tc>
-          <w:tcPr>
-            <w:tcW w:type="dxa" w:w="1080"/>
-          </w:tcPr>
-          <w:p>
-            <w:r>
-              <w:t>1</w:t>
-            </w:r>
-          </w:p>
-        </w:tc>
-        <w:tc>
-          <w:tcPr>
-            <w:tcW w:type="dxa" w:w="1080"/>
-          </w:tcPr>
-          <w:p>
-            <w:r>
-              <w:t>(93/130.0°C/tBuOK/w(co)6/inert/10.1002/cssc.202002830/2020)</w:t>
-            </w:r>
-          </w:p>
-        </w:tc>
-        <w:tc>
-          <w:tcPr>
-            <w:tcW w:type="dxa" w:w="1080"/>
-          </w:tcPr>
-          <w:p>
-            <w:r>
-              <w:t>(93/130.0°C/tBuOK/w(co)6/inert/10.1002/cssc.202002830/2020)</w:t>
-            </w:r>
-          </w:p>
-        </w:tc>
-        <w:tc>
-          <w:tcPr>
-            <w:tcW w:type="dxa" w:w="1080"/>
-          </w:tcPr>
-          <w:p>
-            <w:r>
-              <w:t>(86/130.0°C/tBuOK/w(co)6/inert/10.1002/cssc.202002830/2020)</w:t>
-            </w:r>
-          </w:p>
-        </w:tc>
-        <w:tc>
-          <w:tcPr>
-            <w:tcW w:type="dxa" w:w="1080"/>
-          </w:tcPr>
-          <w:p>
-            <w:r>
-              <w:t>no data</w:t>
-            </w:r>
-          </w:p>
-        </w:tc>
-        <w:tc>
-          <w:tcPr>
-            <w:tcW w:type="dxa" w:w="1080"/>
-          </w:tcPr>
-          <w:p>
-            <w:r>
-              <w:t>no data</w:t>
-            </w:r>
-          </w:p>
-        </w:tc>
-        <w:tc>
-          <w:tcPr>
-            <w:tcW w:type="dxa" w:w="1080"/>
-          </w:tcPr>
-          <w:p>
-            <w:r>
-              <w:t>['tBuOK']</w:t>
             </w:r>
           </w:p>
         </w:tc>

--- a/doc_tables/best_cats_heteroaromatic.docx
+++ b/doc_tables/best_cats_heteroaromatic.docx
@@ -392,6 +392,88 @@
           </w:tcPr>
           <w:p>
             <w:r>
+              <w:t>Co</w:t>
+            </w:r>
+          </w:p>
+        </w:tc>
+        <w:tc>
+          <w:tcPr>
+            <w:tcW w:type="dxa" w:w="1080"/>
+          </w:tcPr>
+          <w:p>
+            <w:r>
+              <w:t>10</w:t>
+            </w:r>
+          </w:p>
+        </w:tc>
+        <w:tc>
+          <w:tcPr>
+            <w:tcW w:type="dxa" w:w="1080"/>
+          </w:tcPr>
+          <w:p>
+            <w:r>
+              <w:t>(346/140.0°C/tBuOK/Co1−N3P1/inert/10.1021/jacs.4c07197/2024)</w:t>
+            </w:r>
+          </w:p>
+        </w:tc>
+        <w:tc>
+          <w:tcPr>
+            <w:tcW w:type="dxa" w:w="1080"/>
+          </w:tcPr>
+          <w:p>
+            <w:r>
+              <w:t>(346/140.0°C/tBuOK/Co1−N3P1/inert/10.1021/jacs.4c07197/2024)</w:t>
+            </w:r>
+          </w:p>
+        </w:tc>
+        <w:tc>
+          <w:tcPr>
+            <w:tcW w:type="dxa" w:w="1080"/>
+          </w:tcPr>
+          <w:p>
+            <w:r>
+              <w:t>(44/80.0°C/tBuOK/Co-PNP-pincer/inert/10.1002/anie.201507955/2015)</w:t>
+            </w:r>
+          </w:p>
+        </w:tc>
+        <w:tc>
+          <w:tcPr>
+            <w:tcW w:type="dxa" w:w="1080"/>
+          </w:tcPr>
+          <w:p>
+            <w:r>
+              <w:t>(0/120.0°C/no base/[(NNN)CoCl2]2/inert/10.1002/ejic.202300263/2023)</w:t>
+            </w:r>
+          </w:p>
+        </w:tc>
+        <w:tc>
+          <w:tcPr>
+            <w:tcW w:type="dxa" w:w="1080"/>
+          </w:tcPr>
+          <w:p>
+            <w:r>
+              <w:t>no data</w:t>
+            </w:r>
+          </w:p>
+        </w:tc>
+        <w:tc>
+          <w:tcPr>
+            <w:tcW w:type="dxa" w:w="1080"/>
+          </w:tcPr>
+          <w:p>
+            <w:r>
+              <w:t>['tBuOK', 'KOH']</w:t>
+            </w:r>
+          </w:p>
+        </w:tc>
+      </w:tr>
+      <w:tr>
+        <w:tc>
+          <w:tcPr>
+            <w:tcW w:type="dxa" w:w="1080"/>
+          </w:tcPr>
+          <w:p>
+            <w:r>
               <w:t>Fe</w:t>
             </w:r>
           </w:p>
@@ -463,88 +545,6 @@
           <w:p>
             <w:r>
               <w:t>['tBuOK', 'tBuONa', 'KOH']</w:t>
-            </w:r>
-          </w:p>
-        </w:tc>
-      </w:tr>
-      <w:tr>
-        <w:tc>
-          <w:tcPr>
-            <w:tcW w:type="dxa" w:w="1080"/>
-          </w:tcPr>
-          <w:p>
-            <w:r>
-              <w:t>Co</w:t>
-            </w:r>
-          </w:p>
-        </w:tc>
-        <w:tc>
-          <w:tcPr>
-            <w:tcW w:type="dxa" w:w="1080"/>
-          </w:tcPr>
-          <w:p>
-            <w:r>
-              <w:t>9</w:t>
-            </w:r>
-          </w:p>
-        </w:tc>
-        <w:tc>
-          <w:tcPr>
-            <w:tcW w:type="dxa" w:w="1080"/>
-          </w:tcPr>
-          <w:p>
-            <w:r>
-              <w:t>(346/140.0°C/tBuOK/Co1−N3P1/inert/10.1021/jacs.4c07197/2024)</w:t>
-            </w:r>
-          </w:p>
-        </w:tc>
-        <w:tc>
-          <w:tcPr>
-            <w:tcW w:type="dxa" w:w="1080"/>
-          </w:tcPr>
-          <w:p>
-            <w:r>
-              <w:t>(346/140.0°C/tBuOK/Co1−N3P1/inert/10.1021/jacs.4c07197/2024)</w:t>
-            </w:r>
-          </w:p>
-        </w:tc>
-        <w:tc>
-          <w:tcPr>
-            <w:tcW w:type="dxa" w:w="1080"/>
-          </w:tcPr>
-          <w:p>
-            <w:r>
-              <w:t>(44/80.0°C/tBuOK/Co-PNP-pincer/inert/10.1002/anie.201507955/2015)</w:t>
-            </w:r>
-          </w:p>
-        </w:tc>
-        <w:tc>
-          <w:tcPr>
-            <w:tcW w:type="dxa" w:w="1080"/>
-          </w:tcPr>
-          <w:p>
-            <w:r>
-              <w:t>(0/120.0°C/no base/[(NNN)CoCl2]2/inert/10.1002/ejic.202300263/2023)</w:t>
-            </w:r>
-          </w:p>
-        </w:tc>
-        <w:tc>
-          <w:tcPr>
-            <w:tcW w:type="dxa" w:w="1080"/>
-          </w:tcPr>
-          <w:p>
-            <w:r>
-              <w:t>no data</w:t>
-            </w:r>
-          </w:p>
-        </w:tc>
-        <w:tc>
-          <w:tcPr>
-            <w:tcW w:type="dxa" w:w="1080"/>
-          </w:tcPr>
-          <w:p>
-            <w:r>
-              <w:t>['tBuOK', 'KOH']</w:t>
             </w:r>
           </w:p>
         </w:tc>
@@ -648,7 +648,7 @@
           </w:tcPr>
           <w:p>
             <w:r>
-              <w:t>8</w:t>
+              <w:t>7</w:t>
             </w:r>
           </w:p>
         </w:tc>
@@ -658,7 +658,7 @@
           </w:tcPr>
           <w:p>
             <w:r>
-              <w:t>(100/140.0°C/tBuOK/Co@NC-800-L1/inert/10.1039/d1sc05913k/2021)</w:t>
+              <w:t>(72/90.0°C/tBuOK/no/oxygen/10.1016/j.jcat.2022.08.014/2022)</w:t>
             </w:r>
           </w:p>
         </w:tc>
@@ -668,7 +668,7 @@
           </w:tcPr>
           <w:p>
             <w:r>
-              <w:t>(100/140.0°C/tBuOK/Co@NC-800-L1/inert/10.1039/d1sc05913k/2021)</w:t>
+              <w:t>(72/90.0°C/tBuOK/no/oxygen/10.1016/j.jcat.2022.08.014/2022)</w:t>
             </w:r>
           </w:p>
         </w:tc>
@@ -884,6 +884,88 @@
           </w:tcPr>
           <w:p>
             <w:r>
+              <w:t>Rh</w:t>
+            </w:r>
+          </w:p>
+        </w:tc>
+        <w:tc>
+          <w:tcPr>
+            <w:tcW w:type="dxa" w:w="1080"/>
+          </w:tcPr>
+          <w:p>
+            <w:r>
+              <w:t>3</w:t>
+            </w:r>
+          </w:p>
+        </w:tc>
+        <w:tc>
+          <w:tcPr>
+            <w:tcW w:type="dxa" w:w="1080"/>
+          </w:tcPr>
+          <w:p>
+            <w:r>
+              <w:t>(160/150.0°C/K2CO3/RhCl(PPh3)3/oxygen/10.1021/jo200862p/2011)</w:t>
+            </w:r>
+          </w:p>
+        </w:tc>
+        <w:tc>
+          <w:tcPr>
+            <w:tcW w:type="dxa" w:w="1080"/>
+          </w:tcPr>
+          <w:p>
+            <w:r>
+              <w:t>(160/150.0°C/K2CO3/RhCl(PPh3)3/oxygen/10.1021/jo200862p/2011)</w:t>
+            </w:r>
+          </w:p>
+        </w:tc>
+        <w:tc>
+          <w:tcPr>
+            <w:tcW w:type="dxa" w:w="1080"/>
+          </w:tcPr>
+          <w:p>
+            <w:r>
+              <w:t>(97/100.0°C/tBuOK/Rh(I)(COD)(NHC)triazoleC6H5/oxygen/10.1021/acs.inorgchem.7b02586/2017)</w:t>
+            </w:r>
+          </w:p>
+        </w:tc>
+        <w:tc>
+          <w:tcPr>
+            <w:tcW w:type="dxa" w:w="1080"/>
+          </w:tcPr>
+          <w:p>
+            <w:r>
+              <w:t>no data</w:t>
+            </w:r>
+          </w:p>
+        </w:tc>
+        <w:tc>
+          <w:tcPr>
+            <w:tcW w:type="dxa" w:w="1080"/>
+          </w:tcPr>
+          <w:p>
+            <w:r>
+              <w:t>no data</w:t>
+            </w:r>
+          </w:p>
+        </w:tc>
+        <w:tc>
+          <w:tcPr>
+            <w:tcW w:type="dxa" w:w="1080"/>
+          </w:tcPr>
+          <w:p>
+            <w:r>
+              <w:t>['K2CO3', 'tBuOK', 'NaOH']</w:t>
+            </w:r>
+          </w:p>
+        </w:tc>
+      </w:tr>
+      <w:tr>
+        <w:tc>
+          <w:tcPr>
+            <w:tcW w:type="dxa" w:w="1080"/>
+          </w:tcPr>
+          <w:p>
+            <w:r>
               <w:t>Zn</w:t>
             </w:r>
           </w:p>
@@ -955,88 +1037,6 @@
           <w:p>
             <w:r>
               <w:t>['tBuOK', 'KOH']</w:t>
-            </w:r>
-          </w:p>
-        </w:tc>
-      </w:tr>
-      <w:tr>
-        <w:tc>
-          <w:tcPr>
-            <w:tcW w:type="dxa" w:w="1080"/>
-          </w:tcPr>
-          <w:p>
-            <w:r>
-              <w:t>Rh</w:t>
-            </w:r>
-          </w:p>
-        </w:tc>
-        <w:tc>
-          <w:tcPr>
-            <w:tcW w:type="dxa" w:w="1080"/>
-          </w:tcPr>
-          <w:p>
-            <w:r>
-              <w:t>3</w:t>
-            </w:r>
-          </w:p>
-        </w:tc>
-        <w:tc>
-          <w:tcPr>
-            <w:tcW w:type="dxa" w:w="1080"/>
-          </w:tcPr>
-          <w:p>
-            <w:r>
-              <w:t>(160/150.0°C/K2CO3/RhCl(PPh3)3/oxygen/10.1021/jo200862p/2011)</w:t>
-            </w:r>
-          </w:p>
-        </w:tc>
-        <w:tc>
-          <w:tcPr>
-            <w:tcW w:type="dxa" w:w="1080"/>
-          </w:tcPr>
-          <w:p>
-            <w:r>
-              <w:t>(160/150.0°C/K2CO3/RhCl(PPh3)3/oxygen/10.1021/jo200862p/2011)</w:t>
-            </w:r>
-          </w:p>
-        </w:tc>
-        <w:tc>
-          <w:tcPr>
-            <w:tcW w:type="dxa" w:w="1080"/>
-          </w:tcPr>
-          <w:p>
-            <w:r>
-              <w:t>(97/100.0°C/tBuOK/Rh(I)(COD)(NHC)triazoleC6H5/oxygen/10.1021/acs.inorgchem.7b02586/2017)</w:t>
-            </w:r>
-          </w:p>
-        </w:tc>
-        <w:tc>
-          <w:tcPr>
-            <w:tcW w:type="dxa" w:w="1080"/>
-          </w:tcPr>
-          <w:p>
-            <w:r>
-              <w:t>no data</w:t>
-            </w:r>
-          </w:p>
-        </w:tc>
-        <w:tc>
-          <w:tcPr>
-            <w:tcW w:type="dxa" w:w="1080"/>
-          </w:tcPr>
-          <w:p>
-            <w:r>
-              <w:t>no data</w:t>
-            </w:r>
-          </w:p>
-        </w:tc>
-        <w:tc>
-          <w:tcPr>
-            <w:tcW w:type="dxa" w:w="1080"/>
-          </w:tcPr>
-          <w:p>
-            <w:r>
-              <w:t>['K2CO3', 'tBuOK', 'NaOH']</w:t>
             </w:r>
           </w:p>
         </w:tc>
@@ -1212,6 +1212,88 @@
           </w:tcPr>
           <w:p>
             <w:r>
+              <w:t>Sm</w:t>
+            </w:r>
+          </w:p>
+        </w:tc>
+        <w:tc>
+          <w:tcPr>
+            <w:tcW w:type="dxa" w:w="1080"/>
+          </w:tcPr>
+          <w:p>
+            <w:r>
+              <w:t>1</w:t>
+            </w:r>
+          </w:p>
+        </w:tc>
+        <w:tc>
+          <w:tcPr>
+            <w:tcW w:type="dxa" w:w="1080"/>
+          </w:tcPr>
+          <w:p>
+            <w:r>
+              <w:t>(26/140.0°C/tBuOK/SmI2/inert/10.1021/acs.joc.9b00717/2019)</w:t>
+            </w:r>
+          </w:p>
+        </w:tc>
+        <w:tc>
+          <w:tcPr>
+            <w:tcW w:type="dxa" w:w="1080"/>
+          </w:tcPr>
+          <w:p>
+            <w:r>
+              <w:t>(26/140.0°C/tBuOK/SmI2/inert/10.1021/acs.joc.9b00717/2019)</w:t>
+            </w:r>
+          </w:p>
+        </w:tc>
+        <w:tc>
+          <w:tcPr>
+            <w:tcW w:type="dxa" w:w="1080"/>
+          </w:tcPr>
+          <w:p>
+            <w:r>
+              <w:t>(26/140.0°C/tBuOK/SmI2/inert/10.1021/acs.joc.9b00717/2019)</w:t>
+            </w:r>
+          </w:p>
+        </w:tc>
+        <w:tc>
+          <w:tcPr>
+            <w:tcW w:type="dxa" w:w="1080"/>
+          </w:tcPr>
+          <w:p>
+            <w:r>
+              <w:t>no data</w:t>
+            </w:r>
+          </w:p>
+        </w:tc>
+        <w:tc>
+          <w:tcPr>
+            <w:tcW w:type="dxa" w:w="1080"/>
+          </w:tcPr>
+          <w:p>
+            <w:r>
+              <w:t>no data</w:t>
+            </w:r>
+          </w:p>
+        </w:tc>
+        <w:tc>
+          <w:tcPr>
+            <w:tcW w:type="dxa" w:w="1080"/>
+          </w:tcPr>
+          <w:p>
+            <w:r>
+              <w:t>['tBuOK']</w:t>
+            </w:r>
+          </w:p>
+        </w:tc>
+      </w:tr>
+      <w:tr>
+        <w:tc>
+          <w:tcPr>
+            <w:tcW w:type="dxa" w:w="1080"/>
+          </w:tcPr>
+          <w:p>
+            <w:r>
               <w:t>W</w:t>
             </w:r>
           </w:p>
@@ -1253,88 +1335,6 @@
           <w:p>
             <w:r>
               <w:t>(86/130.0°C/tBuOK/w(co)6/inert/10.1002/cssc.202002830/2020)</w:t>
-            </w:r>
-          </w:p>
-        </w:tc>
-        <w:tc>
-          <w:tcPr>
-            <w:tcW w:type="dxa" w:w="1080"/>
-          </w:tcPr>
-          <w:p>
-            <w:r>
-              <w:t>no data</w:t>
-            </w:r>
-          </w:p>
-        </w:tc>
-        <w:tc>
-          <w:tcPr>
-            <w:tcW w:type="dxa" w:w="1080"/>
-          </w:tcPr>
-          <w:p>
-            <w:r>
-              <w:t>no data</w:t>
-            </w:r>
-          </w:p>
-        </w:tc>
-        <w:tc>
-          <w:tcPr>
-            <w:tcW w:type="dxa" w:w="1080"/>
-          </w:tcPr>
-          <w:p>
-            <w:r>
-              <w:t>['tBuOK']</w:t>
-            </w:r>
-          </w:p>
-        </w:tc>
-      </w:tr>
-      <w:tr>
-        <w:tc>
-          <w:tcPr>
-            <w:tcW w:type="dxa" w:w="1080"/>
-          </w:tcPr>
-          <w:p>
-            <w:r>
-              <w:t>Cr</w:t>
-            </w:r>
-          </w:p>
-        </w:tc>
-        <w:tc>
-          <w:tcPr>
-            <w:tcW w:type="dxa" w:w="1080"/>
-          </w:tcPr>
-          <w:p>
-            <w:r>
-              <w:t>1</w:t>
-            </w:r>
-          </w:p>
-        </w:tc>
-        <w:tc>
-          <w:tcPr>
-            <w:tcW w:type="dxa" w:w="1080"/>
-          </w:tcPr>
-          <w:p>
-            <w:r>
-              <w:t>(29/150.0°C/tBuOK/CrNNN/inert/10.1002/anie.202001704/2020)</w:t>
-            </w:r>
-          </w:p>
-        </w:tc>
-        <w:tc>
-          <w:tcPr>
-            <w:tcW w:type="dxa" w:w="1080"/>
-          </w:tcPr>
-          <w:p>
-            <w:r>
-              <w:t>(29/150.0°C/tBuOK/CrNNN/inert/10.1002/anie.202001704/2020)</w:t>
-            </w:r>
-          </w:p>
-        </w:tc>
-        <w:tc>
-          <w:tcPr>
-            <w:tcW w:type="dxa" w:w="1080"/>
-          </w:tcPr>
-          <w:p>
-            <w:r>
-              <w:t>(29/150.0°C/tBuOK/CrNNN/inert/10.1002/anie.202001704/2020)</w:t>
             </w:r>
           </w:p>
         </w:tc>
@@ -1458,7 +1458,7 @@
           </w:tcPr>
           <w:p>
             <w:r>
-              <w:t>Sm</w:t>
+              <w:t>Cr</w:t>
             </w:r>
           </w:p>
         </w:tc>
@@ -1478,7 +1478,7 @@
           </w:tcPr>
           <w:p>
             <w:r>
-              <w:t>(26/140.0°C/tBuOK/SmI2/inert/10.1021/acs.joc.9b00717/2019)</w:t>
+              <w:t>(29/150.0°C/tBuOK/CrNNN/inert/10.1002/anie.202001704/2020)</w:t>
             </w:r>
           </w:p>
         </w:tc>
@@ -1488,7 +1488,7 @@
           </w:tcPr>
           <w:p>
             <w:r>
-              <w:t>(26/140.0°C/tBuOK/SmI2/inert/10.1021/acs.joc.9b00717/2019)</w:t>
+              <w:t>(29/150.0°C/tBuOK/CrNNN/inert/10.1002/anie.202001704/2020)</w:t>
             </w:r>
           </w:p>
         </w:tc>
@@ -1498,7 +1498,7 @@
           </w:tcPr>
           <w:p>
             <w:r>
-              <w:t>(26/140.0°C/tBuOK/SmI2/inert/10.1021/acs.joc.9b00717/2019)</w:t>
+              <w:t>(29/150.0°C/tBuOK/CrNNN/inert/10.1002/anie.202001704/2020)</w:t>
             </w:r>
           </w:p>
         </w:tc>

--- a/doc_tables/best_cats_heteroaromatic.docx
+++ b/doc_tables/best_cats_heteroaromatic.docx
@@ -392,6 +392,88 @@
           </w:tcPr>
           <w:p>
             <w:r>
+              <w:t>Fe</w:t>
+            </w:r>
+          </w:p>
+        </w:tc>
+        <w:tc>
+          <w:tcPr>
+            <w:tcW w:type="dxa" w:w="1080"/>
+          </w:tcPr>
+          <w:p>
+            <w:r>
+              <w:t>10</w:t>
+            </w:r>
+          </w:p>
+        </w:tc>
+        <w:tc>
+          <w:tcPr>
+            <w:tcW w:type="dxa" w:w="1080"/>
+          </w:tcPr>
+          <w:p>
+            <w:r>
+              <w:t>(307/135.0°C/KOH/Fe20-SA@NSC/inert/10.1039/d1ta07673f/2021)</w:t>
+            </w:r>
+          </w:p>
+        </w:tc>
+        <w:tc>
+          <w:tcPr>
+            <w:tcW w:type="dxa" w:w="1080"/>
+          </w:tcPr>
+          <w:p>
+            <w:r>
+              <w:t>(307/135.0°C/KOH/Fe20-SA@NSC/inert/10.1039/d1ta07673f/2021)</w:t>
+            </w:r>
+          </w:p>
+        </w:tc>
+        <w:tc>
+          <w:tcPr>
+            <w:tcW w:type="dxa" w:w="1080"/>
+          </w:tcPr>
+          <w:p>
+            <w:r>
+              <w:t>(37/80.0°C/tBuOK/Fe-PNP-pincer/inert/10.1002/adsc.201600689/2016)</w:t>
+            </w:r>
+          </w:p>
+        </w:tc>
+        <w:tc>
+          <w:tcPr>
+            <w:tcW w:type="dxa" w:w="1080"/>
+          </w:tcPr>
+          <w:p>
+            <w:r>
+              <w:t>(28/160.0°C/no base/FeBr3 / prolinone/inert/10.1002/anie.201006660/2011)</w:t>
+            </w:r>
+          </w:p>
+        </w:tc>
+        <w:tc>
+          <w:tcPr>
+            <w:tcW w:type="dxa" w:w="1080"/>
+          </w:tcPr>
+          <w:p>
+            <w:r>
+              <w:t>(13/110.0°C/no base/Fe(Knokler's cat) with MeCN/inert/10.1002/ejoc.201900209/2019)</w:t>
+            </w:r>
+          </w:p>
+        </w:tc>
+        <w:tc>
+          <w:tcPr>
+            <w:tcW w:type="dxa" w:w="1080"/>
+          </w:tcPr>
+          <w:p>
+            <w:r>
+              <w:t>['tBuOK', 'tBuONa', 'KOH']</w:t>
+            </w:r>
+          </w:p>
+        </w:tc>
+      </w:tr>
+      <w:tr>
+        <w:tc>
+          <w:tcPr>
+            <w:tcW w:type="dxa" w:w="1080"/>
+          </w:tcPr>
+          <w:p>
+            <w:r>
               <w:t>Co</w:t>
             </w:r>
           </w:p>
@@ -463,88 +545,6 @@
           <w:p>
             <w:r>
               <w:t>['tBuOK', 'KOH']</w:t>
-            </w:r>
-          </w:p>
-        </w:tc>
-      </w:tr>
-      <w:tr>
-        <w:tc>
-          <w:tcPr>
-            <w:tcW w:type="dxa" w:w="1080"/>
-          </w:tcPr>
-          <w:p>
-            <w:r>
-              <w:t>Fe</w:t>
-            </w:r>
-          </w:p>
-        </w:tc>
-        <w:tc>
-          <w:tcPr>
-            <w:tcW w:type="dxa" w:w="1080"/>
-          </w:tcPr>
-          <w:p>
-            <w:r>
-              <w:t>10</w:t>
-            </w:r>
-          </w:p>
-        </w:tc>
-        <w:tc>
-          <w:tcPr>
-            <w:tcW w:type="dxa" w:w="1080"/>
-          </w:tcPr>
-          <w:p>
-            <w:r>
-              <w:t>(307/135.0°C/KOH/Fe20-SA@NSC/inert/10.1039/d1ta07673f/2021)</w:t>
-            </w:r>
-          </w:p>
-        </w:tc>
-        <w:tc>
-          <w:tcPr>
-            <w:tcW w:type="dxa" w:w="1080"/>
-          </w:tcPr>
-          <w:p>
-            <w:r>
-              <w:t>(307/135.0°C/KOH/Fe20-SA@NSC/inert/10.1039/d1ta07673f/2021)</w:t>
-            </w:r>
-          </w:p>
-        </w:tc>
-        <w:tc>
-          <w:tcPr>
-            <w:tcW w:type="dxa" w:w="1080"/>
-          </w:tcPr>
-          <w:p>
-            <w:r>
-              <w:t>(37/80.0°C/tBuOK/Fe-PNP-pincer/inert/10.1002/adsc.201600689/2016)</w:t>
-            </w:r>
-          </w:p>
-        </w:tc>
-        <w:tc>
-          <w:tcPr>
-            <w:tcW w:type="dxa" w:w="1080"/>
-          </w:tcPr>
-          <w:p>
-            <w:r>
-              <w:t>(28/160.0°C/no base/FeBr3 / prolinone/inert/10.1002/anie.201006660/2011)</w:t>
-            </w:r>
-          </w:p>
-        </w:tc>
-        <w:tc>
-          <w:tcPr>
-            <w:tcW w:type="dxa" w:w="1080"/>
-          </w:tcPr>
-          <w:p>
-            <w:r>
-              <w:t>(13/110.0°C/no base/Fe(Knokler's cat) with MeCN/inert/10.1002/ejoc.201900209/2019)</w:t>
-            </w:r>
-          </w:p>
-        </w:tc>
-        <w:tc>
-          <w:tcPr>
-            <w:tcW w:type="dxa" w:w="1080"/>
-          </w:tcPr>
-          <w:p>
-            <w:r>
-              <w:t>['tBuOK', 'tBuONa', 'KOH']</w:t>
             </w:r>
           </w:p>
         </w:tc>
@@ -884,88 +884,6 @@
           </w:tcPr>
           <w:p>
             <w:r>
-              <w:t>Rh</w:t>
-            </w:r>
-          </w:p>
-        </w:tc>
-        <w:tc>
-          <w:tcPr>
-            <w:tcW w:type="dxa" w:w="1080"/>
-          </w:tcPr>
-          <w:p>
-            <w:r>
-              <w:t>3</w:t>
-            </w:r>
-          </w:p>
-        </w:tc>
-        <w:tc>
-          <w:tcPr>
-            <w:tcW w:type="dxa" w:w="1080"/>
-          </w:tcPr>
-          <w:p>
-            <w:r>
-              <w:t>(160/150.0°C/K2CO3/RhCl(PPh3)3/oxygen/10.1021/jo200862p/2011)</w:t>
-            </w:r>
-          </w:p>
-        </w:tc>
-        <w:tc>
-          <w:tcPr>
-            <w:tcW w:type="dxa" w:w="1080"/>
-          </w:tcPr>
-          <w:p>
-            <w:r>
-              <w:t>(160/150.0°C/K2CO3/RhCl(PPh3)3/oxygen/10.1021/jo200862p/2011)</w:t>
-            </w:r>
-          </w:p>
-        </w:tc>
-        <w:tc>
-          <w:tcPr>
-            <w:tcW w:type="dxa" w:w="1080"/>
-          </w:tcPr>
-          <w:p>
-            <w:r>
-              <w:t>(97/100.0°C/tBuOK/Rh(I)(COD)(NHC)triazoleC6H5/oxygen/10.1021/acs.inorgchem.7b02586/2017)</w:t>
-            </w:r>
-          </w:p>
-        </w:tc>
-        <w:tc>
-          <w:tcPr>
-            <w:tcW w:type="dxa" w:w="1080"/>
-          </w:tcPr>
-          <w:p>
-            <w:r>
-              <w:t>no data</w:t>
-            </w:r>
-          </w:p>
-        </w:tc>
-        <w:tc>
-          <w:tcPr>
-            <w:tcW w:type="dxa" w:w="1080"/>
-          </w:tcPr>
-          <w:p>
-            <w:r>
-              <w:t>no data</w:t>
-            </w:r>
-          </w:p>
-        </w:tc>
-        <w:tc>
-          <w:tcPr>
-            <w:tcW w:type="dxa" w:w="1080"/>
-          </w:tcPr>
-          <w:p>
-            <w:r>
-              <w:t>['K2CO3', 'tBuOK', 'NaOH']</w:t>
-            </w:r>
-          </w:p>
-        </w:tc>
-      </w:tr>
-      <w:tr>
-        <w:tc>
-          <w:tcPr>
-            <w:tcW w:type="dxa" w:w="1080"/>
-          </w:tcPr>
-          <w:p>
-            <w:r>
               <w:t>Zn</w:t>
             </w:r>
           </w:p>
@@ -1130,6 +1048,88 @@
           </w:tcPr>
           <w:p>
             <w:r>
+              <w:t>Rh</w:t>
+            </w:r>
+          </w:p>
+        </w:tc>
+        <w:tc>
+          <w:tcPr>
+            <w:tcW w:type="dxa" w:w="1080"/>
+          </w:tcPr>
+          <w:p>
+            <w:r>
+              <w:t>3</w:t>
+            </w:r>
+          </w:p>
+        </w:tc>
+        <w:tc>
+          <w:tcPr>
+            <w:tcW w:type="dxa" w:w="1080"/>
+          </w:tcPr>
+          <w:p>
+            <w:r>
+              <w:t>(160/150.0°C/K2CO3/RhCl(PPh3)3/oxygen/10.1021/jo200862p/2011)</w:t>
+            </w:r>
+          </w:p>
+        </w:tc>
+        <w:tc>
+          <w:tcPr>
+            <w:tcW w:type="dxa" w:w="1080"/>
+          </w:tcPr>
+          <w:p>
+            <w:r>
+              <w:t>(160/150.0°C/K2CO3/RhCl(PPh3)3/oxygen/10.1021/jo200862p/2011)</w:t>
+            </w:r>
+          </w:p>
+        </w:tc>
+        <w:tc>
+          <w:tcPr>
+            <w:tcW w:type="dxa" w:w="1080"/>
+          </w:tcPr>
+          <w:p>
+            <w:r>
+              <w:t>(97/100.0°C/tBuOK/Rh(I)(COD)(NHC)triazoleC6H5/oxygen/10.1021/acs.inorgchem.7b02586/2017)</w:t>
+            </w:r>
+          </w:p>
+        </w:tc>
+        <w:tc>
+          <w:tcPr>
+            <w:tcW w:type="dxa" w:w="1080"/>
+          </w:tcPr>
+          <w:p>
+            <w:r>
+              <w:t>no data</w:t>
+            </w:r>
+          </w:p>
+        </w:tc>
+        <w:tc>
+          <w:tcPr>
+            <w:tcW w:type="dxa" w:w="1080"/>
+          </w:tcPr>
+          <w:p>
+            <w:r>
+              <w:t>no data</w:t>
+            </w:r>
+          </w:p>
+        </w:tc>
+        <w:tc>
+          <w:tcPr>
+            <w:tcW w:type="dxa" w:w="1080"/>
+          </w:tcPr>
+          <w:p>
+            <w:r>
+              <w:t>['K2CO3', 'tBuOK', 'NaOH']</w:t>
+            </w:r>
+          </w:p>
+        </w:tc>
+      </w:tr>
+      <w:tr>
+        <w:tc>
+          <w:tcPr>
+            <w:tcW w:type="dxa" w:w="1080"/>
+          </w:tcPr>
+          <w:p>
+            <w:r>
               <w:t>Ag</w:t>
             </w:r>
           </w:p>
@@ -1201,6 +1201,88 @@
           <w:p>
             <w:r>
               <w:t>['tBuOK', 'NaOH']</w:t>
+            </w:r>
+          </w:p>
+        </w:tc>
+      </w:tr>
+      <w:tr>
+        <w:tc>
+          <w:tcPr>
+            <w:tcW w:type="dxa" w:w="1080"/>
+          </w:tcPr>
+          <w:p>
+            <w:r>
+              <w:t>Au</w:t>
+            </w:r>
+          </w:p>
+        </w:tc>
+        <w:tc>
+          <w:tcPr>
+            <w:tcW w:type="dxa" w:w="1080"/>
+          </w:tcPr>
+          <w:p>
+            <w:r>
+              <w:t>1</w:t>
+            </w:r>
+          </w:p>
+        </w:tc>
+        <w:tc>
+          <w:tcPr>
+            <w:tcW w:type="dxa" w:w="1080"/>
+          </w:tcPr>
+          <w:p>
+            <w:r>
+              <w:t>(9/100.0°C/tBuOK/Ph3PAuCl/inert/10.1016/j.tet.2014.10.007/2014)</w:t>
+            </w:r>
+          </w:p>
+        </w:tc>
+        <w:tc>
+          <w:tcPr>
+            <w:tcW w:type="dxa" w:w="1080"/>
+          </w:tcPr>
+          <w:p>
+            <w:r>
+              <w:t>(9/100.0°C/tBuOK/Ph3PAuCl/inert/10.1016/j.tet.2014.10.007/2014)</w:t>
+            </w:r>
+          </w:p>
+        </w:tc>
+        <w:tc>
+          <w:tcPr>
+            <w:tcW w:type="dxa" w:w="1080"/>
+          </w:tcPr>
+          <w:p>
+            <w:r>
+              <w:t>(9/100.0°C/tBuOK/Ph3PAuCl/inert/10.1016/j.tet.2014.10.007/2014)</w:t>
+            </w:r>
+          </w:p>
+        </w:tc>
+        <w:tc>
+          <w:tcPr>
+            <w:tcW w:type="dxa" w:w="1080"/>
+          </w:tcPr>
+          <w:p>
+            <w:r>
+              <w:t>no data</w:t>
+            </w:r>
+          </w:p>
+        </w:tc>
+        <w:tc>
+          <w:tcPr>
+            <w:tcW w:type="dxa" w:w="1080"/>
+          </w:tcPr>
+          <w:p>
+            <w:r>
+              <w:t>no data</w:t>
+            </w:r>
+          </w:p>
+        </w:tc>
+        <w:tc>
+          <w:tcPr>
+            <w:tcW w:type="dxa" w:w="1080"/>
+          </w:tcPr>
+          <w:p>
+            <w:r>
+              <w:t>['tBuOK']</w:t>
             </w:r>
           </w:p>
         </w:tc>
@@ -1376,7 +1458,7 @@
           </w:tcPr>
           <w:p>
             <w:r>
-              <w:t>Au</w:t>
+              <w:t>Pt</w:t>
             </w:r>
           </w:p>
         </w:tc>
@@ -1396,7 +1478,7 @@
           </w:tcPr>
           <w:p>
             <w:r>
-              <w:t>(9/100.0°C/tBuOK/Ph3PAuCl/inert/10.1016/j.tet.2014.10.007/2014)</w:t>
+              <w:t>(396/145.0°C/no base/PtSn/Al2O3 1:3/inert/10.1002/chem.201101725/2011)</w:t>
             </w:r>
           </w:p>
         </w:tc>
@@ -1406,7 +1488,7 @@
           </w:tcPr>
           <w:p>
             <w:r>
-              <w:t>(9/100.0°C/tBuOK/Ph3PAuCl/inert/10.1016/j.tet.2014.10.007/2014)</w:t>
+              <w:t>(396/145.0°C/no base/PtSn/Al2O3 1:3/inert/10.1002/chem.201101725/2011)</w:t>
             </w:r>
           </w:p>
         </w:tc>
@@ -1416,7 +1498,7 @@
           </w:tcPr>
           <w:p>
             <w:r>
-              <w:t>(9/100.0°C/tBuOK/Ph3PAuCl/inert/10.1016/j.tet.2014.10.007/2014)</w:t>
+              <w:t>(184/145.0°C/no base/PtSn/Al2O3 1:3/inert/10.1002/chem.201101725/2011)</w:t>
             </w:r>
           </w:p>
         </w:tc>
@@ -1426,7 +1508,7 @@
           </w:tcPr>
           <w:p>
             <w:r>
-              <w:t>no data</w:t>
+              <w:t>(396/145.0°C/no base/PtSn/Al2O3 1:3/inert/10.1002/chem.201101725/2011)</w:t>
             </w:r>
           </w:p>
         </w:tc>
@@ -1436,7 +1518,7 @@
           </w:tcPr>
           <w:p>
             <w:r>
-              <w:t>no data</w:t>
+              <w:t>(184/145.0°C/no base/PtSn/Al2O3 1:3/inert/10.1002/chem.201101725/2011)</w:t>
             </w:r>
           </w:p>
         </w:tc>
@@ -1446,7 +1528,7 @@
           </w:tcPr>
           <w:p>
             <w:r>
-              <w:t>['tBuOK']</w:t>
+              <w:t>['no base']</w:t>
             </w:r>
           </w:p>
         </w:tc>
@@ -1529,88 +1611,6 @@
           <w:p>
             <w:r>
               <w:t>['tBuOK']</w:t>
-            </w:r>
-          </w:p>
-        </w:tc>
-      </w:tr>
-      <w:tr>
-        <w:tc>
-          <w:tcPr>
-            <w:tcW w:type="dxa" w:w="1080"/>
-          </w:tcPr>
-          <w:p>
-            <w:r>
-              <w:t>Pt</w:t>
-            </w:r>
-          </w:p>
-        </w:tc>
-        <w:tc>
-          <w:tcPr>
-            <w:tcW w:type="dxa" w:w="1080"/>
-          </w:tcPr>
-          <w:p>
-            <w:r>
-              <w:t>1</w:t>
-            </w:r>
-          </w:p>
-        </w:tc>
-        <w:tc>
-          <w:tcPr>
-            <w:tcW w:type="dxa" w:w="1080"/>
-          </w:tcPr>
-          <w:p>
-            <w:r>
-              <w:t>(396/145.0°C/no base/PtSn/Al2O3 1:3/inert/10.1002/chem.201101725/2011)</w:t>
-            </w:r>
-          </w:p>
-        </w:tc>
-        <w:tc>
-          <w:tcPr>
-            <w:tcW w:type="dxa" w:w="1080"/>
-          </w:tcPr>
-          <w:p>
-            <w:r>
-              <w:t>(396/145.0°C/no base/PtSn/Al2O3 1:3/inert/10.1002/chem.201101725/2011)</w:t>
-            </w:r>
-          </w:p>
-        </w:tc>
-        <w:tc>
-          <w:tcPr>
-            <w:tcW w:type="dxa" w:w="1080"/>
-          </w:tcPr>
-          <w:p>
-            <w:r>
-              <w:t>(184/145.0°C/no base/PtSn/Al2O3 1:3/inert/10.1002/chem.201101725/2011)</w:t>
-            </w:r>
-          </w:p>
-        </w:tc>
-        <w:tc>
-          <w:tcPr>
-            <w:tcW w:type="dxa" w:w="1080"/>
-          </w:tcPr>
-          <w:p>
-            <w:r>
-              <w:t>(396/145.0°C/no base/PtSn/Al2O3 1:3/inert/10.1002/chem.201101725/2011)</w:t>
-            </w:r>
-          </w:p>
-        </w:tc>
-        <w:tc>
-          <w:tcPr>
-            <w:tcW w:type="dxa" w:w="1080"/>
-          </w:tcPr>
-          <w:p>
-            <w:r>
-              <w:t>(184/145.0°C/no base/PtSn/Al2O3 1:3/inert/10.1002/chem.201101725/2011)</w:t>
-            </w:r>
-          </w:p>
-        </w:tc>
-        <w:tc>
-          <w:tcPr>
-            <w:tcW w:type="dxa" w:w="1080"/>
-          </w:tcPr>
-          <w:p>
-            <w:r>
-              <w:t>['no base']</w:t>
             </w:r>
           </w:p>
         </w:tc>

--- a/doc_tables/best_cats_heteroaromatic.docx
+++ b/doc_tables/best_cats_heteroaromatic.docx
@@ -392,6 +392,88 @@
           </w:tcPr>
           <w:p>
             <w:r>
+              <w:t>Co</w:t>
+            </w:r>
+          </w:p>
+        </w:tc>
+        <w:tc>
+          <w:tcPr>
+            <w:tcW w:type="dxa" w:w="1080"/>
+          </w:tcPr>
+          <w:p>
+            <w:r>
+              <w:t>10</w:t>
+            </w:r>
+          </w:p>
+        </w:tc>
+        <w:tc>
+          <w:tcPr>
+            <w:tcW w:type="dxa" w:w="1080"/>
+          </w:tcPr>
+          <w:p>
+            <w:r>
+              <w:t>(346/140.0°C/tBuOK/Co1−N3P1/inert/10.1021/jacs.4c07197/2024)</w:t>
+            </w:r>
+          </w:p>
+        </w:tc>
+        <w:tc>
+          <w:tcPr>
+            <w:tcW w:type="dxa" w:w="1080"/>
+          </w:tcPr>
+          <w:p>
+            <w:r>
+              <w:t>(346/140.0°C/tBuOK/Co1−N3P1/inert/10.1021/jacs.4c07197/2024)</w:t>
+            </w:r>
+          </w:p>
+        </w:tc>
+        <w:tc>
+          <w:tcPr>
+            <w:tcW w:type="dxa" w:w="1080"/>
+          </w:tcPr>
+          <w:p>
+            <w:r>
+              <w:t>(44/80.0°C/tBuOK/Co-PNP-pincer/inert/10.1002/anie.201507955/2015)</w:t>
+            </w:r>
+          </w:p>
+        </w:tc>
+        <w:tc>
+          <w:tcPr>
+            <w:tcW w:type="dxa" w:w="1080"/>
+          </w:tcPr>
+          <w:p>
+            <w:r>
+              <w:t>(0/120.0°C/no base/[(NNN)CoCl2]2/inert/10.1002/ejic.202300263/2023)</w:t>
+            </w:r>
+          </w:p>
+        </w:tc>
+        <w:tc>
+          <w:tcPr>
+            <w:tcW w:type="dxa" w:w="1080"/>
+          </w:tcPr>
+          <w:p>
+            <w:r>
+              <w:t>no data</w:t>
+            </w:r>
+          </w:p>
+        </w:tc>
+        <w:tc>
+          <w:tcPr>
+            <w:tcW w:type="dxa" w:w="1080"/>
+          </w:tcPr>
+          <w:p>
+            <w:r>
+              <w:t>['tBuOK', 'KOH']</w:t>
+            </w:r>
+          </w:p>
+        </w:tc>
+      </w:tr>
+      <w:tr>
+        <w:tc>
+          <w:tcPr>
+            <w:tcW w:type="dxa" w:w="1080"/>
+          </w:tcPr>
+          <w:p>
+            <w:r>
               <w:t>Fe</w:t>
             </w:r>
           </w:p>
@@ -463,88 +545,6 @@
           <w:p>
             <w:r>
               <w:t>['tBuOK', 'tBuONa', 'KOH']</w:t>
-            </w:r>
-          </w:p>
-        </w:tc>
-      </w:tr>
-      <w:tr>
-        <w:tc>
-          <w:tcPr>
-            <w:tcW w:type="dxa" w:w="1080"/>
-          </w:tcPr>
-          <w:p>
-            <w:r>
-              <w:t>Co</w:t>
-            </w:r>
-          </w:p>
-        </w:tc>
-        <w:tc>
-          <w:tcPr>
-            <w:tcW w:type="dxa" w:w="1080"/>
-          </w:tcPr>
-          <w:p>
-            <w:r>
-              <w:t>10</w:t>
-            </w:r>
-          </w:p>
-        </w:tc>
-        <w:tc>
-          <w:tcPr>
-            <w:tcW w:type="dxa" w:w="1080"/>
-          </w:tcPr>
-          <w:p>
-            <w:r>
-              <w:t>(346/140.0°C/tBuOK/Co1−N3P1/inert/10.1021/jacs.4c07197/2024)</w:t>
-            </w:r>
-          </w:p>
-        </w:tc>
-        <w:tc>
-          <w:tcPr>
-            <w:tcW w:type="dxa" w:w="1080"/>
-          </w:tcPr>
-          <w:p>
-            <w:r>
-              <w:t>(346/140.0°C/tBuOK/Co1−N3P1/inert/10.1021/jacs.4c07197/2024)</w:t>
-            </w:r>
-          </w:p>
-        </w:tc>
-        <w:tc>
-          <w:tcPr>
-            <w:tcW w:type="dxa" w:w="1080"/>
-          </w:tcPr>
-          <w:p>
-            <w:r>
-              <w:t>(44/80.0°C/tBuOK/Co-PNP-pincer/inert/10.1002/anie.201507955/2015)</w:t>
-            </w:r>
-          </w:p>
-        </w:tc>
-        <w:tc>
-          <w:tcPr>
-            <w:tcW w:type="dxa" w:w="1080"/>
-          </w:tcPr>
-          <w:p>
-            <w:r>
-              <w:t>(0/120.0°C/no base/[(NNN)CoCl2]2/inert/10.1002/ejic.202300263/2023)</w:t>
-            </w:r>
-          </w:p>
-        </w:tc>
-        <w:tc>
-          <w:tcPr>
-            <w:tcW w:type="dxa" w:w="1080"/>
-          </w:tcPr>
-          <w:p>
-            <w:r>
-              <w:t>no data</w:t>
-            </w:r>
-          </w:p>
-        </w:tc>
-        <w:tc>
-          <w:tcPr>
-            <w:tcW w:type="dxa" w:w="1080"/>
-          </w:tcPr>
-          <w:p>
-            <w:r>
-              <w:t>['tBuOK', 'KOH']</w:t>
             </w:r>
           </w:p>
         </w:tc>
@@ -884,7 +884,7 @@
           </w:tcPr>
           <w:p>
             <w:r>
-              <w:t>Zn</w:t>
+              <w:t>Rh</w:t>
             </w:r>
           </w:p>
         </w:tc>
@@ -904,7 +904,7 @@
           </w:tcPr>
           <w:p>
             <w:r>
-              <w:t>(110/120.0°C/KOH/CNS@Zn1-AA/inert/10.3390/nano13030445/2023)</w:t>
+              <w:t>(160/150.0°C/K2CO3/RhCl(PPh3)3/oxygen/10.1021/jo200862p/2011)</w:t>
             </w:r>
           </w:p>
         </w:tc>
@@ -914,7 +914,7 @@
           </w:tcPr>
           <w:p>
             <w:r>
-              <w:t>(110/120.0°C/KOH/CNS@Zn1-AA/inert/10.3390/nano13030445/2023)</w:t>
+              <w:t>(160/150.0°C/K2CO3/RhCl(PPh3)3/oxygen/10.1021/jo200862p/2011)</w:t>
             </w:r>
           </w:p>
         </w:tc>
@@ -924,7 +924,7 @@
           </w:tcPr>
           <w:p>
             <w:r>
-              <w:t>(26/120.0°C/tBuOK/(NNN2)ZnCl2/inert/10.1021/acs.joc.2c01773/2022)</w:t>
+              <w:t>(97/100.0°C/tBuOK/Rh(I)(COD)(NHC)triazoleC6H5/oxygen/10.1021/acs.inorgchem.7b02586/2017)</w:t>
             </w:r>
           </w:p>
         </w:tc>
@@ -954,7 +954,7 @@
           </w:tcPr>
           <w:p>
             <w:r>
-              <w:t>['tBuOK', 'KOH']</w:t>
+              <w:t>['K2CO3', 'tBuOK', 'NaOH']</w:t>
             </w:r>
           </w:p>
         </w:tc>
@@ -1048,7 +1048,7 @@
           </w:tcPr>
           <w:p>
             <w:r>
-              <w:t>Rh</w:t>
+              <w:t>Zn</w:t>
             </w:r>
           </w:p>
         </w:tc>
@@ -1068,7 +1068,7 @@
           </w:tcPr>
           <w:p>
             <w:r>
-              <w:t>(160/150.0°C/K2CO3/RhCl(PPh3)3/oxygen/10.1021/jo200862p/2011)</w:t>
+              <w:t>(110/120.0°C/KOH/CNS@Zn1-AA/inert/10.3390/nano13030445/2023)</w:t>
             </w:r>
           </w:p>
         </w:tc>
@@ -1078,7 +1078,7 @@
           </w:tcPr>
           <w:p>
             <w:r>
-              <w:t>(160/150.0°C/K2CO3/RhCl(PPh3)3/oxygen/10.1021/jo200862p/2011)</w:t>
+              <w:t>(110/120.0°C/KOH/CNS@Zn1-AA/inert/10.3390/nano13030445/2023)</w:t>
             </w:r>
           </w:p>
         </w:tc>
@@ -1088,7 +1088,7 @@
           </w:tcPr>
           <w:p>
             <w:r>
-              <w:t>(97/100.0°C/tBuOK/Rh(I)(COD)(NHC)triazoleC6H5/oxygen/10.1021/acs.inorgchem.7b02586/2017)</w:t>
+              <w:t>(26/120.0°C/tBuOK/(NNN2)ZnCl2/inert/10.1021/acs.joc.2c01773/2022)</w:t>
             </w:r>
           </w:p>
         </w:tc>
@@ -1118,7 +1118,7 @@
           </w:tcPr>
           <w:p>
             <w:r>
-              <w:t>['K2CO3', 'tBuOK', 'NaOH']</w:t>
+              <w:t>['tBuOK', 'KOH']</w:t>
             </w:r>
           </w:p>
         </w:tc>
@@ -1201,6 +1201,170 @@
           <w:p>
             <w:r>
               <w:t>['tBuOK', 'NaOH']</w:t>
+            </w:r>
+          </w:p>
+        </w:tc>
+      </w:tr>
+      <w:tr>
+        <w:tc>
+          <w:tcPr>
+            <w:tcW w:type="dxa" w:w="1080"/>
+          </w:tcPr>
+          <w:p>
+            <w:r>
+              <w:t>Cr</w:t>
+            </w:r>
+          </w:p>
+        </w:tc>
+        <w:tc>
+          <w:tcPr>
+            <w:tcW w:type="dxa" w:w="1080"/>
+          </w:tcPr>
+          <w:p>
+            <w:r>
+              <w:t>1</w:t>
+            </w:r>
+          </w:p>
+        </w:tc>
+        <w:tc>
+          <w:tcPr>
+            <w:tcW w:type="dxa" w:w="1080"/>
+          </w:tcPr>
+          <w:p>
+            <w:r>
+              <w:t>(29/150.0°C/tBuOK/CrNNN/inert/10.1002/anie.202001704/2020)</w:t>
+            </w:r>
+          </w:p>
+        </w:tc>
+        <w:tc>
+          <w:tcPr>
+            <w:tcW w:type="dxa" w:w="1080"/>
+          </w:tcPr>
+          <w:p>
+            <w:r>
+              <w:t>(29/150.0°C/tBuOK/CrNNN/inert/10.1002/anie.202001704/2020)</w:t>
+            </w:r>
+          </w:p>
+        </w:tc>
+        <w:tc>
+          <w:tcPr>
+            <w:tcW w:type="dxa" w:w="1080"/>
+          </w:tcPr>
+          <w:p>
+            <w:r>
+              <w:t>(29/150.0°C/tBuOK/CrNNN/inert/10.1002/anie.202001704/2020)</w:t>
+            </w:r>
+          </w:p>
+        </w:tc>
+        <w:tc>
+          <w:tcPr>
+            <w:tcW w:type="dxa" w:w="1080"/>
+          </w:tcPr>
+          <w:p>
+            <w:r>
+              <w:t>no data</w:t>
+            </w:r>
+          </w:p>
+        </w:tc>
+        <w:tc>
+          <w:tcPr>
+            <w:tcW w:type="dxa" w:w="1080"/>
+          </w:tcPr>
+          <w:p>
+            <w:r>
+              <w:t>no data</w:t>
+            </w:r>
+          </w:p>
+        </w:tc>
+        <w:tc>
+          <w:tcPr>
+            <w:tcW w:type="dxa" w:w="1080"/>
+          </w:tcPr>
+          <w:p>
+            <w:r>
+              <w:t>['tBuOK']</w:t>
+            </w:r>
+          </w:p>
+        </w:tc>
+      </w:tr>
+      <w:tr>
+        <w:tc>
+          <w:tcPr>
+            <w:tcW w:type="dxa" w:w="1080"/>
+          </w:tcPr>
+          <w:p>
+            <w:r>
+              <w:t>Pt</w:t>
+            </w:r>
+          </w:p>
+        </w:tc>
+        <w:tc>
+          <w:tcPr>
+            <w:tcW w:type="dxa" w:w="1080"/>
+          </w:tcPr>
+          <w:p>
+            <w:r>
+              <w:t>1</w:t>
+            </w:r>
+          </w:p>
+        </w:tc>
+        <w:tc>
+          <w:tcPr>
+            <w:tcW w:type="dxa" w:w="1080"/>
+          </w:tcPr>
+          <w:p>
+            <w:r>
+              <w:t>(396/145.0°C/no base/PtSn/Al2O3 1:3/inert/10.1002/chem.201101725/2011)</w:t>
+            </w:r>
+          </w:p>
+        </w:tc>
+        <w:tc>
+          <w:tcPr>
+            <w:tcW w:type="dxa" w:w="1080"/>
+          </w:tcPr>
+          <w:p>
+            <w:r>
+              <w:t>(396/145.0°C/no base/PtSn/Al2O3 1:3/inert/10.1002/chem.201101725/2011)</w:t>
+            </w:r>
+          </w:p>
+        </w:tc>
+        <w:tc>
+          <w:tcPr>
+            <w:tcW w:type="dxa" w:w="1080"/>
+          </w:tcPr>
+          <w:p>
+            <w:r>
+              <w:t>(184/145.0°C/no base/PtSn/Al2O3 1:3/inert/10.1002/chem.201101725/2011)</w:t>
+            </w:r>
+          </w:p>
+        </w:tc>
+        <w:tc>
+          <w:tcPr>
+            <w:tcW w:type="dxa" w:w="1080"/>
+          </w:tcPr>
+          <w:p>
+            <w:r>
+              <w:t>(396/145.0°C/no base/PtSn/Al2O3 1:3/inert/10.1002/chem.201101725/2011)</w:t>
+            </w:r>
+          </w:p>
+        </w:tc>
+        <w:tc>
+          <w:tcPr>
+            <w:tcW w:type="dxa" w:w="1080"/>
+          </w:tcPr>
+          <w:p>
+            <w:r>
+              <w:t>(184/145.0°C/no base/PtSn/Al2O3 1:3/inert/10.1002/chem.201101725/2011)</w:t>
+            </w:r>
+          </w:p>
+        </w:tc>
+        <w:tc>
+          <w:tcPr>
+            <w:tcW w:type="dxa" w:w="1080"/>
+          </w:tcPr>
+          <w:p>
+            <w:r>
+              <w:t>['no base']</w:t>
             </w:r>
           </w:p>
         </w:tc>
@@ -1417,170 +1581,6 @@
           <w:p>
             <w:r>
               <w:t>(86/130.0°C/tBuOK/w(co)6/inert/10.1002/cssc.202002830/2020)</w:t>
-            </w:r>
-          </w:p>
-        </w:tc>
-        <w:tc>
-          <w:tcPr>
-            <w:tcW w:type="dxa" w:w="1080"/>
-          </w:tcPr>
-          <w:p>
-            <w:r>
-              <w:t>no data</w:t>
-            </w:r>
-          </w:p>
-        </w:tc>
-        <w:tc>
-          <w:tcPr>
-            <w:tcW w:type="dxa" w:w="1080"/>
-          </w:tcPr>
-          <w:p>
-            <w:r>
-              <w:t>no data</w:t>
-            </w:r>
-          </w:p>
-        </w:tc>
-        <w:tc>
-          <w:tcPr>
-            <w:tcW w:type="dxa" w:w="1080"/>
-          </w:tcPr>
-          <w:p>
-            <w:r>
-              <w:t>['tBuOK']</w:t>
-            </w:r>
-          </w:p>
-        </w:tc>
-      </w:tr>
-      <w:tr>
-        <w:tc>
-          <w:tcPr>
-            <w:tcW w:type="dxa" w:w="1080"/>
-          </w:tcPr>
-          <w:p>
-            <w:r>
-              <w:t>Pt</w:t>
-            </w:r>
-          </w:p>
-        </w:tc>
-        <w:tc>
-          <w:tcPr>
-            <w:tcW w:type="dxa" w:w="1080"/>
-          </w:tcPr>
-          <w:p>
-            <w:r>
-              <w:t>1</w:t>
-            </w:r>
-          </w:p>
-        </w:tc>
-        <w:tc>
-          <w:tcPr>
-            <w:tcW w:type="dxa" w:w="1080"/>
-          </w:tcPr>
-          <w:p>
-            <w:r>
-              <w:t>(396/145.0°C/no base/PtSn/Al2O3 1:3/inert/10.1002/chem.201101725/2011)</w:t>
-            </w:r>
-          </w:p>
-        </w:tc>
-        <w:tc>
-          <w:tcPr>
-            <w:tcW w:type="dxa" w:w="1080"/>
-          </w:tcPr>
-          <w:p>
-            <w:r>
-              <w:t>(396/145.0°C/no base/PtSn/Al2O3 1:3/inert/10.1002/chem.201101725/2011)</w:t>
-            </w:r>
-          </w:p>
-        </w:tc>
-        <w:tc>
-          <w:tcPr>
-            <w:tcW w:type="dxa" w:w="1080"/>
-          </w:tcPr>
-          <w:p>
-            <w:r>
-              <w:t>(184/145.0°C/no base/PtSn/Al2O3 1:3/inert/10.1002/chem.201101725/2011)</w:t>
-            </w:r>
-          </w:p>
-        </w:tc>
-        <w:tc>
-          <w:tcPr>
-            <w:tcW w:type="dxa" w:w="1080"/>
-          </w:tcPr>
-          <w:p>
-            <w:r>
-              <w:t>(396/145.0°C/no base/PtSn/Al2O3 1:3/inert/10.1002/chem.201101725/2011)</w:t>
-            </w:r>
-          </w:p>
-        </w:tc>
-        <w:tc>
-          <w:tcPr>
-            <w:tcW w:type="dxa" w:w="1080"/>
-          </w:tcPr>
-          <w:p>
-            <w:r>
-              <w:t>(184/145.0°C/no base/PtSn/Al2O3 1:3/inert/10.1002/chem.201101725/2011)</w:t>
-            </w:r>
-          </w:p>
-        </w:tc>
-        <w:tc>
-          <w:tcPr>
-            <w:tcW w:type="dxa" w:w="1080"/>
-          </w:tcPr>
-          <w:p>
-            <w:r>
-              <w:t>['no base']</w:t>
-            </w:r>
-          </w:p>
-        </w:tc>
-      </w:tr>
-      <w:tr>
-        <w:tc>
-          <w:tcPr>
-            <w:tcW w:type="dxa" w:w="1080"/>
-          </w:tcPr>
-          <w:p>
-            <w:r>
-              <w:t>Cr</w:t>
-            </w:r>
-          </w:p>
-        </w:tc>
-        <w:tc>
-          <w:tcPr>
-            <w:tcW w:type="dxa" w:w="1080"/>
-          </w:tcPr>
-          <w:p>
-            <w:r>
-              <w:t>1</w:t>
-            </w:r>
-          </w:p>
-        </w:tc>
-        <w:tc>
-          <w:tcPr>
-            <w:tcW w:type="dxa" w:w="1080"/>
-          </w:tcPr>
-          <w:p>
-            <w:r>
-              <w:t>(29/150.0°C/tBuOK/CrNNN/inert/10.1002/anie.202001704/2020)</w:t>
-            </w:r>
-          </w:p>
-        </w:tc>
-        <w:tc>
-          <w:tcPr>
-            <w:tcW w:type="dxa" w:w="1080"/>
-          </w:tcPr>
-          <w:p>
-            <w:r>
-              <w:t>(29/150.0°C/tBuOK/CrNNN/inert/10.1002/anie.202001704/2020)</w:t>
-            </w:r>
-          </w:p>
-        </w:tc>
-        <w:tc>
-          <w:tcPr>
-            <w:tcW w:type="dxa" w:w="1080"/>
-          </w:tcPr>
-          <w:p>
-            <w:r>
-              <w:t>(29/150.0°C/tBuOK/CrNNN/inert/10.1002/anie.202001704/2020)</w:t>
             </w:r>
           </w:p>
         </w:tc>

--- a/doc_tables/best_cats_heteroaromatic.docx
+++ b/doc_tables/best_cats_heteroaromatic.docx
@@ -1212,88 +1212,6 @@
           </w:tcPr>
           <w:p>
             <w:r>
-              <w:t>Cr</w:t>
-            </w:r>
-          </w:p>
-        </w:tc>
-        <w:tc>
-          <w:tcPr>
-            <w:tcW w:type="dxa" w:w="1080"/>
-          </w:tcPr>
-          <w:p>
-            <w:r>
-              <w:t>1</w:t>
-            </w:r>
-          </w:p>
-        </w:tc>
-        <w:tc>
-          <w:tcPr>
-            <w:tcW w:type="dxa" w:w="1080"/>
-          </w:tcPr>
-          <w:p>
-            <w:r>
-              <w:t>(29/150.0°C/tBuOK/CrNNN/inert/10.1002/anie.202001704/2020)</w:t>
-            </w:r>
-          </w:p>
-        </w:tc>
-        <w:tc>
-          <w:tcPr>
-            <w:tcW w:type="dxa" w:w="1080"/>
-          </w:tcPr>
-          <w:p>
-            <w:r>
-              <w:t>(29/150.0°C/tBuOK/CrNNN/inert/10.1002/anie.202001704/2020)</w:t>
-            </w:r>
-          </w:p>
-        </w:tc>
-        <w:tc>
-          <w:tcPr>
-            <w:tcW w:type="dxa" w:w="1080"/>
-          </w:tcPr>
-          <w:p>
-            <w:r>
-              <w:t>(29/150.0°C/tBuOK/CrNNN/inert/10.1002/anie.202001704/2020)</w:t>
-            </w:r>
-          </w:p>
-        </w:tc>
-        <w:tc>
-          <w:tcPr>
-            <w:tcW w:type="dxa" w:w="1080"/>
-          </w:tcPr>
-          <w:p>
-            <w:r>
-              <w:t>no data</w:t>
-            </w:r>
-          </w:p>
-        </w:tc>
-        <w:tc>
-          <w:tcPr>
-            <w:tcW w:type="dxa" w:w="1080"/>
-          </w:tcPr>
-          <w:p>
-            <w:r>
-              <w:t>no data</w:t>
-            </w:r>
-          </w:p>
-        </w:tc>
-        <w:tc>
-          <w:tcPr>
-            <w:tcW w:type="dxa" w:w="1080"/>
-          </w:tcPr>
-          <w:p>
-            <w:r>
-              <w:t>['tBuOK']</w:t>
-            </w:r>
-          </w:p>
-        </w:tc>
-      </w:tr>
-      <w:tr>
-        <w:tc>
-          <w:tcPr>
-            <w:tcW w:type="dxa" w:w="1080"/>
-          </w:tcPr>
-          <w:p>
-            <w:r>
               <w:t>Pt</w:t>
             </w:r>
           </w:p>
@@ -1458,7 +1376,7 @@
           </w:tcPr>
           <w:p>
             <w:r>
-              <w:t>Sm</w:t>
+              <w:t>Cr</w:t>
             </w:r>
           </w:p>
         </w:tc>
@@ -1478,7 +1396,7 @@
           </w:tcPr>
           <w:p>
             <w:r>
-              <w:t>(26/140.0°C/tBuOK/SmI2/inert/10.1021/acs.joc.9b00717/2019)</w:t>
+              <w:t>(29/150.0°C/tBuOK/CrNNN/inert/10.1002/anie.202001704/2020)</w:t>
             </w:r>
           </w:p>
         </w:tc>
@@ -1488,7 +1406,7 @@
           </w:tcPr>
           <w:p>
             <w:r>
-              <w:t>(26/140.0°C/tBuOK/SmI2/inert/10.1021/acs.joc.9b00717/2019)</w:t>
+              <w:t>(29/150.0°C/tBuOK/CrNNN/inert/10.1002/anie.202001704/2020)</w:t>
             </w:r>
           </w:p>
         </w:tc>
@@ -1498,7 +1416,7 @@
           </w:tcPr>
           <w:p>
             <w:r>
-              <w:t>(26/140.0°C/tBuOK/SmI2/inert/10.1021/acs.joc.9b00717/2019)</w:t>
+              <w:t>(29/150.0°C/tBuOK/CrNNN/inert/10.1002/anie.202001704/2020)</w:t>
             </w:r>
           </w:p>
         </w:tc>
@@ -1581,6 +1499,88 @@
           <w:p>
             <w:r>
               <w:t>(86/130.0°C/tBuOK/w(co)6/inert/10.1002/cssc.202002830/2020)</w:t>
+            </w:r>
+          </w:p>
+        </w:tc>
+        <w:tc>
+          <w:tcPr>
+            <w:tcW w:type="dxa" w:w="1080"/>
+          </w:tcPr>
+          <w:p>
+            <w:r>
+              <w:t>no data</w:t>
+            </w:r>
+          </w:p>
+        </w:tc>
+        <w:tc>
+          <w:tcPr>
+            <w:tcW w:type="dxa" w:w="1080"/>
+          </w:tcPr>
+          <w:p>
+            <w:r>
+              <w:t>no data</w:t>
+            </w:r>
+          </w:p>
+        </w:tc>
+        <w:tc>
+          <w:tcPr>
+            <w:tcW w:type="dxa" w:w="1080"/>
+          </w:tcPr>
+          <w:p>
+            <w:r>
+              <w:t>['tBuOK']</w:t>
+            </w:r>
+          </w:p>
+        </w:tc>
+      </w:tr>
+      <w:tr>
+        <w:tc>
+          <w:tcPr>
+            <w:tcW w:type="dxa" w:w="1080"/>
+          </w:tcPr>
+          <w:p>
+            <w:r>
+              <w:t>Sm</w:t>
+            </w:r>
+          </w:p>
+        </w:tc>
+        <w:tc>
+          <w:tcPr>
+            <w:tcW w:type="dxa" w:w="1080"/>
+          </w:tcPr>
+          <w:p>
+            <w:r>
+              <w:t>1</w:t>
+            </w:r>
+          </w:p>
+        </w:tc>
+        <w:tc>
+          <w:tcPr>
+            <w:tcW w:type="dxa" w:w="1080"/>
+          </w:tcPr>
+          <w:p>
+            <w:r>
+              <w:t>(26/140.0°C/tBuOK/SmI2/inert/10.1021/acs.joc.9b00717/2019)</w:t>
+            </w:r>
+          </w:p>
+        </w:tc>
+        <w:tc>
+          <w:tcPr>
+            <w:tcW w:type="dxa" w:w="1080"/>
+          </w:tcPr>
+          <w:p>
+            <w:r>
+              <w:t>(26/140.0°C/tBuOK/SmI2/inert/10.1021/acs.joc.9b00717/2019)</w:t>
+            </w:r>
+          </w:p>
+        </w:tc>
+        <w:tc>
+          <w:tcPr>
+            <w:tcW w:type="dxa" w:w="1080"/>
+          </w:tcPr>
+          <w:p>
+            <w:r>
+              <w:t>(26/140.0°C/tBuOK/SmI2/inert/10.1021/acs.joc.9b00717/2019)</w:t>
             </w:r>
           </w:p>
         </w:tc>

--- a/doc_tables/best_cats_heteroaromatic.docx
+++ b/doc_tables/best_cats_heteroaromatic.docx
@@ -884,88 +884,6 @@
           </w:tcPr>
           <w:p>
             <w:r>
-              <w:t>Rh</w:t>
-            </w:r>
-          </w:p>
-        </w:tc>
-        <w:tc>
-          <w:tcPr>
-            <w:tcW w:type="dxa" w:w="1080"/>
-          </w:tcPr>
-          <w:p>
-            <w:r>
-              <w:t>3</w:t>
-            </w:r>
-          </w:p>
-        </w:tc>
-        <w:tc>
-          <w:tcPr>
-            <w:tcW w:type="dxa" w:w="1080"/>
-          </w:tcPr>
-          <w:p>
-            <w:r>
-              <w:t>(160/150.0°C/K2CO3/RhCl(PPh3)3/oxygen/10.1021/jo200862p/2011)</w:t>
-            </w:r>
-          </w:p>
-        </w:tc>
-        <w:tc>
-          <w:tcPr>
-            <w:tcW w:type="dxa" w:w="1080"/>
-          </w:tcPr>
-          <w:p>
-            <w:r>
-              <w:t>(160/150.0°C/K2CO3/RhCl(PPh3)3/oxygen/10.1021/jo200862p/2011)</w:t>
-            </w:r>
-          </w:p>
-        </w:tc>
-        <w:tc>
-          <w:tcPr>
-            <w:tcW w:type="dxa" w:w="1080"/>
-          </w:tcPr>
-          <w:p>
-            <w:r>
-              <w:t>(97/100.0°C/tBuOK/Rh(I)(COD)(NHC)triazoleC6H5/oxygen/10.1021/acs.inorgchem.7b02586/2017)</w:t>
-            </w:r>
-          </w:p>
-        </w:tc>
-        <w:tc>
-          <w:tcPr>
-            <w:tcW w:type="dxa" w:w="1080"/>
-          </w:tcPr>
-          <w:p>
-            <w:r>
-              <w:t>no data</w:t>
-            </w:r>
-          </w:p>
-        </w:tc>
-        <w:tc>
-          <w:tcPr>
-            <w:tcW w:type="dxa" w:w="1080"/>
-          </w:tcPr>
-          <w:p>
-            <w:r>
-              <w:t>no data</w:t>
-            </w:r>
-          </w:p>
-        </w:tc>
-        <w:tc>
-          <w:tcPr>
-            <w:tcW w:type="dxa" w:w="1080"/>
-          </w:tcPr>
-          <w:p>
-            <w:r>
-              <w:t>['K2CO3', 'tBuOK', 'NaOH']</w:t>
-            </w:r>
-          </w:p>
-        </w:tc>
-      </w:tr>
-      <w:tr>
-        <w:tc>
-          <w:tcPr>
-            <w:tcW w:type="dxa" w:w="1080"/>
-          </w:tcPr>
-          <w:p>
-            <w:r>
               <w:t>Ti</w:t>
             </w:r>
           </w:p>
@@ -1119,6 +1037,88 @@
           <w:p>
             <w:r>
               <w:t>['tBuOK', 'KOH']</w:t>
+            </w:r>
+          </w:p>
+        </w:tc>
+      </w:tr>
+      <w:tr>
+        <w:tc>
+          <w:tcPr>
+            <w:tcW w:type="dxa" w:w="1080"/>
+          </w:tcPr>
+          <w:p>
+            <w:r>
+              <w:t>Rh</w:t>
+            </w:r>
+          </w:p>
+        </w:tc>
+        <w:tc>
+          <w:tcPr>
+            <w:tcW w:type="dxa" w:w="1080"/>
+          </w:tcPr>
+          <w:p>
+            <w:r>
+              <w:t>3</w:t>
+            </w:r>
+          </w:p>
+        </w:tc>
+        <w:tc>
+          <w:tcPr>
+            <w:tcW w:type="dxa" w:w="1080"/>
+          </w:tcPr>
+          <w:p>
+            <w:r>
+              <w:t>(160/150.0°C/K2CO3/RhCl(PPh3)3/oxygen/10.1021/jo200862p/2011)</w:t>
+            </w:r>
+          </w:p>
+        </w:tc>
+        <w:tc>
+          <w:tcPr>
+            <w:tcW w:type="dxa" w:w="1080"/>
+          </w:tcPr>
+          <w:p>
+            <w:r>
+              <w:t>(160/150.0°C/K2CO3/RhCl(PPh3)3/oxygen/10.1021/jo200862p/2011)</w:t>
+            </w:r>
+          </w:p>
+        </w:tc>
+        <w:tc>
+          <w:tcPr>
+            <w:tcW w:type="dxa" w:w="1080"/>
+          </w:tcPr>
+          <w:p>
+            <w:r>
+              <w:t>(97/100.0°C/tBuOK/Rh(I)(COD)(NHC)triazoleC6H5/oxygen/10.1021/acs.inorgchem.7b02586/2017)</w:t>
+            </w:r>
+          </w:p>
+        </w:tc>
+        <w:tc>
+          <w:tcPr>
+            <w:tcW w:type="dxa" w:w="1080"/>
+          </w:tcPr>
+          <w:p>
+            <w:r>
+              <w:t>no data</w:t>
+            </w:r>
+          </w:p>
+        </w:tc>
+        <w:tc>
+          <w:tcPr>
+            <w:tcW w:type="dxa" w:w="1080"/>
+          </w:tcPr>
+          <w:p>
+            <w:r>
+              <w:t>no data</w:t>
+            </w:r>
+          </w:p>
+        </w:tc>
+        <w:tc>
+          <w:tcPr>
+            <w:tcW w:type="dxa" w:w="1080"/>
+          </w:tcPr>
+          <w:p>
+            <w:r>
+              <w:t>['K2CO3', 'tBuOK', 'NaOH']</w:t>
             </w:r>
           </w:p>
         </w:tc>
@@ -1294,7 +1294,7 @@
           </w:tcPr>
           <w:p>
             <w:r>
-              <w:t>Au</w:t>
+              <w:t>W</w:t>
             </w:r>
           </w:p>
         </w:tc>
@@ -1314,7 +1314,7 @@
           </w:tcPr>
           <w:p>
             <w:r>
-              <w:t>(9/100.0°C/tBuOK/Ph3PAuCl/inert/10.1016/j.tet.2014.10.007/2014)</w:t>
+              <w:t>(93/130.0°C/tBuOK/w(co)6/inert/10.1002/cssc.202002830/2020)</w:t>
             </w:r>
           </w:p>
         </w:tc>
@@ -1324,7 +1324,7 @@
           </w:tcPr>
           <w:p>
             <w:r>
-              <w:t>(9/100.0°C/tBuOK/Ph3PAuCl/inert/10.1016/j.tet.2014.10.007/2014)</w:t>
+              <w:t>(93/130.0°C/tBuOK/w(co)6/inert/10.1002/cssc.202002830/2020)</w:t>
             </w:r>
           </w:p>
         </w:tc>
@@ -1334,7 +1334,89 @@
           </w:tcPr>
           <w:p>
             <w:r>
-              <w:t>(9/100.0°C/tBuOK/Ph3PAuCl/inert/10.1016/j.tet.2014.10.007/2014)</w:t>
+              <w:t>(86/130.0°C/tBuOK/w(co)6/inert/10.1002/cssc.202002830/2020)</w:t>
+            </w:r>
+          </w:p>
+        </w:tc>
+        <w:tc>
+          <w:tcPr>
+            <w:tcW w:type="dxa" w:w="1080"/>
+          </w:tcPr>
+          <w:p>
+            <w:r>
+              <w:t>no data</w:t>
+            </w:r>
+          </w:p>
+        </w:tc>
+        <w:tc>
+          <w:tcPr>
+            <w:tcW w:type="dxa" w:w="1080"/>
+          </w:tcPr>
+          <w:p>
+            <w:r>
+              <w:t>no data</w:t>
+            </w:r>
+          </w:p>
+        </w:tc>
+        <w:tc>
+          <w:tcPr>
+            <w:tcW w:type="dxa" w:w="1080"/>
+          </w:tcPr>
+          <w:p>
+            <w:r>
+              <w:t>['tBuOK']</w:t>
+            </w:r>
+          </w:p>
+        </w:tc>
+      </w:tr>
+      <w:tr>
+        <w:tc>
+          <w:tcPr>
+            <w:tcW w:type="dxa" w:w="1080"/>
+          </w:tcPr>
+          <w:p>
+            <w:r>
+              <w:t>Sm</w:t>
+            </w:r>
+          </w:p>
+        </w:tc>
+        <w:tc>
+          <w:tcPr>
+            <w:tcW w:type="dxa" w:w="1080"/>
+          </w:tcPr>
+          <w:p>
+            <w:r>
+              <w:t>1</w:t>
+            </w:r>
+          </w:p>
+        </w:tc>
+        <w:tc>
+          <w:tcPr>
+            <w:tcW w:type="dxa" w:w="1080"/>
+          </w:tcPr>
+          <w:p>
+            <w:r>
+              <w:t>(26/140.0°C/tBuOK/SmI2/inert/10.1021/acs.joc.9b00717/2019)</w:t>
+            </w:r>
+          </w:p>
+        </w:tc>
+        <w:tc>
+          <w:tcPr>
+            <w:tcW w:type="dxa" w:w="1080"/>
+          </w:tcPr>
+          <w:p>
+            <w:r>
+              <w:t>(26/140.0°C/tBuOK/SmI2/inert/10.1021/acs.joc.9b00717/2019)</w:t>
+            </w:r>
+          </w:p>
+        </w:tc>
+        <w:tc>
+          <w:tcPr>
+            <w:tcW w:type="dxa" w:w="1080"/>
+          </w:tcPr>
+          <w:p>
+            <w:r>
+              <w:t>(26/140.0°C/tBuOK/SmI2/inert/10.1021/acs.joc.9b00717/2019)</w:t>
             </w:r>
           </w:p>
         </w:tc>
@@ -1458,7 +1540,7 @@
           </w:tcPr>
           <w:p>
             <w:r>
-              <w:t>W</w:t>
+              <w:t>Au</w:t>
             </w:r>
           </w:p>
         </w:tc>
@@ -1478,7 +1560,7 @@
           </w:tcPr>
           <w:p>
             <w:r>
-              <w:t>(93/130.0°C/tBuOK/w(co)6/inert/10.1002/cssc.202002830/2020)</w:t>
+              <w:t>(9/100.0°C/tBuOK/Ph3PAuCl/inert/10.1016/j.tet.2014.10.007/2014)</w:t>
             </w:r>
           </w:p>
         </w:tc>
@@ -1488,7 +1570,7 @@
           </w:tcPr>
           <w:p>
             <w:r>
-              <w:t>(93/130.0°C/tBuOK/w(co)6/inert/10.1002/cssc.202002830/2020)</w:t>
+              <w:t>(9/100.0°C/tBuOK/Ph3PAuCl/inert/10.1016/j.tet.2014.10.007/2014)</w:t>
             </w:r>
           </w:p>
         </w:tc>
@@ -1498,89 +1580,7 @@
           </w:tcPr>
           <w:p>
             <w:r>
-              <w:t>(86/130.0°C/tBuOK/w(co)6/inert/10.1002/cssc.202002830/2020)</w:t>
-            </w:r>
-          </w:p>
-        </w:tc>
-        <w:tc>
-          <w:tcPr>
-            <w:tcW w:type="dxa" w:w="1080"/>
-          </w:tcPr>
-          <w:p>
-            <w:r>
-              <w:t>no data</w:t>
-            </w:r>
-          </w:p>
-        </w:tc>
-        <w:tc>
-          <w:tcPr>
-            <w:tcW w:type="dxa" w:w="1080"/>
-          </w:tcPr>
-          <w:p>
-            <w:r>
-              <w:t>no data</w:t>
-            </w:r>
-          </w:p>
-        </w:tc>
-        <w:tc>
-          <w:tcPr>
-            <w:tcW w:type="dxa" w:w="1080"/>
-          </w:tcPr>
-          <w:p>
-            <w:r>
-              <w:t>['tBuOK']</w:t>
-            </w:r>
-          </w:p>
-        </w:tc>
-      </w:tr>
-      <w:tr>
-        <w:tc>
-          <w:tcPr>
-            <w:tcW w:type="dxa" w:w="1080"/>
-          </w:tcPr>
-          <w:p>
-            <w:r>
-              <w:t>Sm</w:t>
-            </w:r>
-          </w:p>
-        </w:tc>
-        <w:tc>
-          <w:tcPr>
-            <w:tcW w:type="dxa" w:w="1080"/>
-          </w:tcPr>
-          <w:p>
-            <w:r>
-              <w:t>1</w:t>
-            </w:r>
-          </w:p>
-        </w:tc>
-        <w:tc>
-          <w:tcPr>
-            <w:tcW w:type="dxa" w:w="1080"/>
-          </w:tcPr>
-          <w:p>
-            <w:r>
-              <w:t>(26/140.0°C/tBuOK/SmI2/inert/10.1021/acs.joc.9b00717/2019)</w:t>
-            </w:r>
-          </w:p>
-        </w:tc>
-        <w:tc>
-          <w:tcPr>
-            <w:tcW w:type="dxa" w:w="1080"/>
-          </w:tcPr>
-          <w:p>
-            <w:r>
-              <w:t>(26/140.0°C/tBuOK/SmI2/inert/10.1021/acs.joc.9b00717/2019)</w:t>
-            </w:r>
-          </w:p>
-        </w:tc>
-        <w:tc>
-          <w:tcPr>
-            <w:tcW w:type="dxa" w:w="1080"/>
-          </w:tcPr>
-          <w:p>
-            <w:r>
-              <w:t>(26/140.0°C/tBuOK/SmI2/inert/10.1021/acs.joc.9b00717/2019)</w:t>
+              <w:t>(9/100.0°C/tBuOK/Ph3PAuCl/inert/10.1016/j.tet.2014.10.007/2014)</w:t>
             </w:r>
           </w:p>
         </w:tc>

--- a/doc_tables/best_cats_heteroaromatic.docx
+++ b/doc_tables/best_cats_heteroaromatic.docx
@@ -884,7 +884,7 @@
           </w:tcPr>
           <w:p>
             <w:r>
-              <w:t>Ti</w:t>
+              <w:t>Rh</w:t>
             </w:r>
           </w:p>
         </w:tc>
@@ -904,7 +904,7 @@
           </w:tcPr>
           <w:p>
             <w:r>
-              <w:t>(11/160.0°C/no base/Ti(NTf2)4/oxygen/10.1002/ejoc.202000413/2020)</w:t>
+              <w:t>(160/150.0°C/K2CO3/RhCl(PPh3)3/oxygen/10.1021/jo200862p/2011)</w:t>
             </w:r>
           </w:p>
         </w:tc>
@@ -914,7 +914,7 @@
           </w:tcPr>
           <w:p>
             <w:r>
-              <w:t>(11/160.0°C/no base/Ti(NTf2)4/oxygen/10.1002/ejoc.202000413/2020)</w:t>
+              <w:t>(160/150.0°C/K2CO3/RhCl(PPh3)3/oxygen/10.1021/jo200862p/2011)</w:t>
             </w:r>
           </w:p>
         </w:tc>
@@ -924,7 +924,7 @@
           </w:tcPr>
           <w:p>
             <w:r>
-              <w:t>(2/130.0°C/KOH/TiO2 NP/inert/10.1002/slct.202300770/2023)</w:t>
+              <w:t>(97/100.0°C/tBuOK/Rh(I)(COD)(NHC)triazoleC6H5/oxygen/10.1021/acs.inorgchem.7b02586/2017)</w:t>
             </w:r>
           </w:p>
         </w:tc>
@@ -934,7 +934,7 @@
           </w:tcPr>
           <w:p>
             <w:r>
-              <w:t>(11/160.0°C/no base/Ti(NTf2)4/oxygen/10.1002/ejoc.202000413/2020)</w:t>
+              <w:t>no data</w:t>
             </w:r>
           </w:p>
         </w:tc>
@@ -944,7 +944,7 @@
           </w:tcPr>
           <w:p>
             <w:r>
-              <w:t>(11/160.0°C/no base/Ti(NTf2)4/oxygen/10.1002/ejoc.202000413/2020)</w:t>
+              <w:t>no data</w:t>
             </w:r>
           </w:p>
         </w:tc>
@@ -954,7 +954,7 @@
           </w:tcPr>
           <w:p>
             <w:r>
-              <w:t>['KOH', 'no base']</w:t>
+              <w:t>['K2CO3', 'tBuOK', 'NaOH']</w:t>
             </w:r>
           </w:p>
         </w:tc>
@@ -1048,7 +1048,7 @@
           </w:tcPr>
           <w:p>
             <w:r>
-              <w:t>Rh</w:t>
+              <w:t>Ti</w:t>
             </w:r>
           </w:p>
         </w:tc>
@@ -1068,7 +1068,7 @@
           </w:tcPr>
           <w:p>
             <w:r>
-              <w:t>(160/150.0°C/K2CO3/RhCl(PPh3)3/oxygen/10.1021/jo200862p/2011)</w:t>
+              <w:t>(11/160.0°C/no base/Ti(NTf2)4/oxygen/10.1002/ejoc.202000413/2020)</w:t>
             </w:r>
           </w:p>
         </w:tc>
@@ -1078,7 +1078,7 @@
           </w:tcPr>
           <w:p>
             <w:r>
-              <w:t>(160/150.0°C/K2CO3/RhCl(PPh3)3/oxygen/10.1021/jo200862p/2011)</w:t>
+              <w:t>(11/160.0°C/no base/Ti(NTf2)4/oxygen/10.1002/ejoc.202000413/2020)</w:t>
             </w:r>
           </w:p>
         </w:tc>
@@ -1088,7 +1088,7 @@
           </w:tcPr>
           <w:p>
             <w:r>
-              <w:t>(97/100.0°C/tBuOK/Rh(I)(COD)(NHC)triazoleC6H5/oxygen/10.1021/acs.inorgchem.7b02586/2017)</w:t>
+              <w:t>(2/130.0°C/KOH/TiO2 NP/inert/10.1002/slct.202300770/2023)</w:t>
             </w:r>
           </w:p>
         </w:tc>
@@ -1098,7 +1098,7 @@
           </w:tcPr>
           <w:p>
             <w:r>
-              <w:t>no data</w:t>
+              <w:t>(11/160.0°C/no base/Ti(NTf2)4/oxygen/10.1002/ejoc.202000413/2020)</w:t>
             </w:r>
           </w:p>
         </w:tc>
@@ -1108,7 +1108,7 @@
           </w:tcPr>
           <w:p>
             <w:r>
-              <w:t>no data</w:t>
+              <w:t>(11/160.0°C/no base/Ti(NTf2)4/oxygen/10.1002/ejoc.202000413/2020)</w:t>
             </w:r>
           </w:p>
         </w:tc>
@@ -1118,7 +1118,7 @@
           </w:tcPr>
           <w:p>
             <w:r>
-              <w:t>['K2CO3', 'tBuOK', 'NaOH']</w:t>
+              <w:t>['KOH', 'no base']</w:t>
             </w:r>
           </w:p>
         </w:tc>
@@ -1212,6 +1212,88 @@
           </w:tcPr>
           <w:p>
             <w:r>
+              <w:t>W</w:t>
+            </w:r>
+          </w:p>
+        </w:tc>
+        <w:tc>
+          <w:tcPr>
+            <w:tcW w:type="dxa" w:w="1080"/>
+          </w:tcPr>
+          <w:p>
+            <w:r>
+              <w:t>1</w:t>
+            </w:r>
+          </w:p>
+        </w:tc>
+        <w:tc>
+          <w:tcPr>
+            <w:tcW w:type="dxa" w:w="1080"/>
+          </w:tcPr>
+          <w:p>
+            <w:r>
+              <w:t>(93/130.0°C/tBuOK/w(co)6/inert/10.1002/cssc.202002830/2020)</w:t>
+            </w:r>
+          </w:p>
+        </w:tc>
+        <w:tc>
+          <w:tcPr>
+            <w:tcW w:type="dxa" w:w="1080"/>
+          </w:tcPr>
+          <w:p>
+            <w:r>
+              <w:t>(93/130.0°C/tBuOK/w(co)6/inert/10.1002/cssc.202002830/2020)</w:t>
+            </w:r>
+          </w:p>
+        </w:tc>
+        <w:tc>
+          <w:tcPr>
+            <w:tcW w:type="dxa" w:w="1080"/>
+          </w:tcPr>
+          <w:p>
+            <w:r>
+              <w:t>(86/130.0°C/tBuOK/w(co)6/inert/10.1002/cssc.202002830/2020)</w:t>
+            </w:r>
+          </w:p>
+        </w:tc>
+        <w:tc>
+          <w:tcPr>
+            <w:tcW w:type="dxa" w:w="1080"/>
+          </w:tcPr>
+          <w:p>
+            <w:r>
+              <w:t>no data</w:t>
+            </w:r>
+          </w:p>
+        </w:tc>
+        <w:tc>
+          <w:tcPr>
+            <w:tcW w:type="dxa" w:w="1080"/>
+          </w:tcPr>
+          <w:p>
+            <w:r>
+              <w:t>no data</w:t>
+            </w:r>
+          </w:p>
+        </w:tc>
+        <w:tc>
+          <w:tcPr>
+            <w:tcW w:type="dxa" w:w="1080"/>
+          </w:tcPr>
+          <w:p>
+            <w:r>
+              <w:t>['tBuOK']</w:t>
+            </w:r>
+          </w:p>
+        </w:tc>
+      </w:tr>
+      <w:tr>
+        <w:tc>
+          <w:tcPr>
+            <w:tcW w:type="dxa" w:w="1080"/>
+          </w:tcPr>
+          <w:p>
+            <w:r>
               <w:t>Pt</w:t>
             </w:r>
           </w:p>
@@ -1283,88 +1365,6 @@
           <w:p>
             <w:r>
               <w:t>['no base']</w:t>
-            </w:r>
-          </w:p>
-        </w:tc>
-      </w:tr>
-      <w:tr>
-        <w:tc>
-          <w:tcPr>
-            <w:tcW w:type="dxa" w:w="1080"/>
-          </w:tcPr>
-          <w:p>
-            <w:r>
-              <w:t>W</w:t>
-            </w:r>
-          </w:p>
-        </w:tc>
-        <w:tc>
-          <w:tcPr>
-            <w:tcW w:type="dxa" w:w="1080"/>
-          </w:tcPr>
-          <w:p>
-            <w:r>
-              <w:t>1</w:t>
-            </w:r>
-          </w:p>
-        </w:tc>
-        <w:tc>
-          <w:tcPr>
-            <w:tcW w:type="dxa" w:w="1080"/>
-          </w:tcPr>
-          <w:p>
-            <w:r>
-              <w:t>(93/130.0°C/tBuOK/w(co)6/inert/10.1002/cssc.202002830/2020)</w:t>
-            </w:r>
-          </w:p>
-        </w:tc>
-        <w:tc>
-          <w:tcPr>
-            <w:tcW w:type="dxa" w:w="1080"/>
-          </w:tcPr>
-          <w:p>
-            <w:r>
-              <w:t>(93/130.0°C/tBuOK/w(co)6/inert/10.1002/cssc.202002830/2020)</w:t>
-            </w:r>
-          </w:p>
-        </w:tc>
-        <w:tc>
-          <w:tcPr>
-            <w:tcW w:type="dxa" w:w="1080"/>
-          </w:tcPr>
-          <w:p>
-            <w:r>
-              <w:t>(86/130.0°C/tBuOK/w(co)6/inert/10.1002/cssc.202002830/2020)</w:t>
-            </w:r>
-          </w:p>
-        </w:tc>
-        <w:tc>
-          <w:tcPr>
-            <w:tcW w:type="dxa" w:w="1080"/>
-          </w:tcPr>
-          <w:p>
-            <w:r>
-              <w:t>no data</w:t>
-            </w:r>
-          </w:p>
-        </w:tc>
-        <w:tc>
-          <w:tcPr>
-            <w:tcW w:type="dxa" w:w="1080"/>
-          </w:tcPr>
-          <w:p>
-            <w:r>
-              <w:t>no data</w:t>
-            </w:r>
-          </w:p>
-        </w:tc>
-        <w:tc>
-          <w:tcPr>
-            <w:tcW w:type="dxa" w:w="1080"/>
-          </w:tcPr>
-          <w:p>
-            <w:r>
-              <w:t>['tBuOK']</w:t>
             </w:r>
           </w:p>
         </w:tc>
